--- a/Lab3/Lab3.docx
+++ b/Lab3/Lab3.docx
@@ -83,7 +83,7 @@
           <w:szCs w:val="56"/>
           <w:lang w:val="es-GT"/>
         </w:rPr>
-        <w:t>………….</w:t>
+        <w:t>Laboratorio 3</w:t>
       </w:r>
     </w:p>
     <w:p>
@@ -208,9 +208,565 @@
         </w:rPr>
       </w:pPr>
     </w:p>
+    <w:p>
+      <w:pPr>
+        <w:jc w:val="center"/>
+        <w:rPr>
+          <w:b/>
+          <w:bCs/>
+          <w:sz w:val="28"/>
+          <w:szCs w:val="24"/>
+          <w:lang w:val="es-GT"/>
+        </w:rPr>
+      </w:pPr>
+      <w:r>
+        <w:rPr>
+          <w:b/>
+          <w:bCs/>
+          <w:sz w:val="28"/>
+          <w:szCs w:val="24"/>
+          <w:lang w:val="es-GT"/>
+        </w:rPr>
+        <w:lastRenderedPageBreak/>
+        <w:t>Ejercicio 1</w:t>
+      </w:r>
+    </w:p>
+    <w:p>
+      <w:pPr>
+        <w:pStyle w:val="Subttulo"/>
+        <w:rPr>
+          <w:lang w:val="es-GT"/>
+        </w:rPr>
+      </w:pPr>
+      <w:r>
+        <w:rPr>
+          <w:lang w:val="es-GT"/>
+        </w:rPr>
+        <w:t>Análisis de desempeño</w:t>
+      </w:r>
+    </w:p>
+    <w:p>
+      <w:pPr>
+        <w:jc w:val="both"/>
+        <w:rPr>
+          <w:lang w:val="es-GT"/>
+        </w:rPr>
+      </w:pPr>
+      <w:r>
+        <w:rPr>
+          <w:lang w:val="es-GT"/>
+        </w:rPr>
+        <w:t xml:space="preserve">El modelo obtuvo una accuracy del 97.78% en el conjunto de prueba </w:t>
+      </w:r>
+      <w:r>
+        <w:rPr>
+          <w:lang w:val="es-GT"/>
+        </w:rPr>
+        <w:t xml:space="preserve"> métricas</w:t>
+      </w:r>
+      <w:r>
+        <w:rPr>
+          <w:lang w:val="es-GT"/>
+        </w:rPr>
+        <w:t>, lo que indica una excelente capacidad de generalización.</w:t>
+      </w:r>
+    </w:p>
+    <w:p>
+      <w:pPr>
+        <w:jc w:val="both"/>
+        <w:rPr>
+          <w:lang w:val="es-GT"/>
+        </w:rPr>
+      </w:pPr>
+      <w:r>
+        <w:rPr>
+          <w:lang w:val="es-GT"/>
+        </w:rPr>
+        <w:t>El classification report muestra valores altos de precision, recall y F1-score para todas las clases, con ligeras disminuciones en el dígito 8 (recall = 0.91), lo cual es consistente con las confusiones observadas en la matriz.</w:t>
+      </w:r>
+    </w:p>
+    <w:p>
+      <w:pPr>
+        <w:jc w:val="both"/>
+        <w:rPr>
+          <w:lang w:val="es-GT"/>
+        </w:rPr>
+      </w:pPr>
+      <w:r>
+        <w:rPr>
+          <w:lang w:val="es-GT"/>
+        </w:rPr>
+        <w:t>La matriz de confusión evidencia que la mayoría de las predicciones se concentran en la diagonal principal, lo que confirma el buen desempeño del modelo.</w:t>
+      </w:r>
+    </w:p>
+    <w:p>
+      <w:pPr>
+        <w:jc w:val="both"/>
+        <w:rPr>
+          <w:lang w:val="es-GT"/>
+        </w:rPr>
+      </w:pPr>
+      <w:r>
+        <w:rPr>
+          <w:lang w:val="es-GT"/>
+        </w:rPr>
+        <w:t>Los errores observados corresponden principalmente a dígitos visualmente similares, como:</w:t>
+      </w:r>
+    </w:p>
+    <w:p>
+      <w:pPr>
+        <w:numPr>
+          <w:ilvl w:val="0"/>
+          <w:numId w:val="45"/>
+        </w:numPr>
+        <w:jc w:val="both"/>
+        <w:rPr>
+          <w:lang w:val="en-US"/>
+        </w:rPr>
+      </w:pPr>
+      <w:r>
+        <w:rPr>
+          <w:lang w:val="en-US"/>
+        </w:rPr>
+        <w:t>8 confundido con 1</w:t>
+      </w:r>
+    </w:p>
+    <w:p>
+      <w:pPr>
+        <w:numPr>
+          <w:ilvl w:val="0"/>
+          <w:numId w:val="45"/>
+        </w:numPr>
+        <w:jc w:val="both"/>
+        <w:rPr>
+          <w:lang w:val="en-US"/>
+        </w:rPr>
+      </w:pPr>
+      <w:r>
+        <w:rPr>
+          <w:lang w:val="en-US"/>
+        </w:rPr>
+        <w:t>6 confundido con 8</w:t>
+      </w:r>
+    </w:p>
+    <w:p>
+      <w:pPr>
+        <w:numPr>
+          <w:ilvl w:val="0"/>
+          <w:numId w:val="45"/>
+        </w:numPr>
+        <w:jc w:val="both"/>
+        <w:rPr>
+          <w:lang w:val="en-US"/>
+        </w:rPr>
+      </w:pPr>
+      <w:r>
+        <w:rPr>
+          <w:lang w:val="en-US"/>
+        </w:rPr>
+        <w:t>9 confundido con 7</w:t>
+      </w:r>
+    </w:p>
+    <w:p>
+      <w:pPr>
+        <w:jc w:val="both"/>
+        <w:rPr>
+          <w:lang w:val="en-US"/>
+        </w:rPr>
+      </w:pPr>
+    </w:p>
+    <w:p>
+      <w:pPr>
+        <w:jc w:val="both"/>
+        <w:rPr>
+          <w:lang w:val="en-US"/>
+        </w:rPr>
+      </w:pPr>
+    </w:p>
+    <w:p>
+      <w:pPr>
+        <w:jc w:val="both"/>
+        <w:rPr>
+          <w:lang w:val="en-US"/>
+        </w:rPr>
+      </w:pPr>
+    </w:p>
+    <w:p>
+      <w:pPr>
+        <w:jc w:val="both"/>
+        <w:rPr>
+          <w:lang w:val="en-US"/>
+        </w:rPr>
+      </w:pPr>
+    </w:p>
+    <w:p>
+      <w:pPr>
+        <w:jc w:val="both"/>
+        <w:rPr>
+          <w:lang w:val="en-US"/>
+        </w:rPr>
+      </w:pPr>
+    </w:p>
+    <w:p>
+      <w:pPr>
+        <w:jc w:val="both"/>
+        <w:rPr>
+          <w:lang w:val="en-US"/>
+        </w:rPr>
+      </w:pPr>
+    </w:p>
+    <w:p>
+      <w:pPr>
+        <w:jc w:val="both"/>
+        <w:rPr>
+          <w:lang w:val="en-US"/>
+        </w:rPr>
+      </w:pPr>
+    </w:p>
+    <w:p>
+      <w:pPr>
+        <w:jc w:val="both"/>
+        <w:rPr>
+          <w:lang w:val="en-US"/>
+        </w:rPr>
+      </w:pPr>
+    </w:p>
+    <w:p>
+      <w:pPr>
+        <w:jc w:val="both"/>
+        <w:rPr>
+          <w:b/>
+          <w:bCs/>
+          <w:lang w:val="en-US"/>
+        </w:rPr>
+      </w:pPr>
+      <w:r>
+        <w:rPr>
+          <w:b/>
+          <w:bCs/>
+          <w:lang w:val="en-US"/>
+        </w:rPr>
+        <w:lastRenderedPageBreak/>
+        <w:t>Matriz de Confusión</w:t>
+      </w:r>
+    </w:p>
+    <w:p>
+      <w:pPr>
+        <w:jc w:val="center"/>
+        <w:rPr>
+          <w:lang w:val="en-US"/>
+        </w:rPr>
+      </w:pPr>
+      <w:r>
+        <w:rPr>
+          <w:noProof/>
+          <w:lang w:val="en-US"/>
+        </w:rPr>
+        <w:drawing>
+          <wp:inline distT="0" distB="0" distL="0" distR="0" wp14:anchorId="19FA14B3" wp14:editId="1B7E1240">
+            <wp:extent cx="5943600" cy="4453255"/>
+            <wp:effectExtent l="0" t="0" r="0" b="4445"/>
+            <wp:docPr id="1516163091" name="Imagen 1"/>
+            <wp:cNvGraphicFramePr>
+              <a:graphicFrameLocks xmlns:a="http://schemas.openxmlformats.org/drawingml/2006/main" noChangeAspect="1"/>
+            </wp:cNvGraphicFramePr>
+            <a:graphic xmlns:a="http://schemas.openxmlformats.org/drawingml/2006/main">
+              <a:graphicData uri="http://schemas.openxmlformats.org/drawingml/2006/picture">
+                <pic:pic xmlns:pic="http://schemas.openxmlformats.org/drawingml/2006/picture">
+                  <pic:nvPicPr>
+                    <pic:cNvPr id="0" name="Picture 2"/>
+                    <pic:cNvPicPr>
+                      <a:picLocks noChangeAspect="1" noChangeArrowheads="1"/>
+                    </pic:cNvPicPr>
+                  </pic:nvPicPr>
+                  <pic:blipFill>
+                    <a:blip r:embed="rId11">
+                      <a:extLst>
+                        <a:ext uri="{28A0092B-C50C-407E-A947-70E740481C1C}">
+                          <a14:useLocalDpi xmlns:a14="http://schemas.microsoft.com/office/drawing/2010/main" val="0"/>
+                        </a:ext>
+                      </a:extLst>
+                    </a:blip>
+                    <a:srcRect/>
+                    <a:stretch>
+                      <a:fillRect/>
+                    </a:stretch>
+                  </pic:blipFill>
+                  <pic:spPr bwMode="auto">
+                    <a:xfrm>
+                      <a:off x="0" y="0"/>
+                      <a:ext cx="5943600" cy="4453255"/>
+                    </a:xfrm>
+                    <a:prstGeom prst="rect">
+                      <a:avLst/>
+                    </a:prstGeom>
+                    <a:noFill/>
+                    <a:ln>
+                      <a:noFill/>
+                    </a:ln>
+                  </pic:spPr>
+                </pic:pic>
+              </a:graphicData>
+            </a:graphic>
+          </wp:inline>
+        </w:drawing>
+      </w:r>
+    </w:p>
+    <w:p>
+      <w:pPr>
+        <w:jc w:val="both"/>
+        <w:rPr>
+          <w:lang w:val="en-US"/>
+        </w:rPr>
+      </w:pPr>
+      <w:r>
+        <w:rPr>
+          <w:lang w:val="en-US"/>
+        </w:rPr>
+        <w:t>5 Ejemplos mal clasificadas</w:t>
+      </w:r>
+    </w:p>
+    <w:p>
+      <w:pPr>
+        <w:jc w:val="center"/>
+        <w:rPr>
+          <w:lang w:val="en-US"/>
+        </w:rPr>
+      </w:pPr>
+      <w:r>
+        <w:rPr>
+          <w:noProof/>
+          <w:lang w:val="en-US"/>
+        </w:rPr>
+        <w:drawing>
+          <wp:inline distT="0" distB="0" distL="0" distR="0" wp14:anchorId="6DD4EE0C" wp14:editId="0B016D83">
+            <wp:extent cx="5181600" cy="2074301"/>
+            <wp:effectExtent l="0" t="0" r="0" b="2540"/>
+            <wp:docPr id="1843438015" name="Imagen 2"/>
+            <wp:cNvGraphicFramePr>
+              <a:graphicFrameLocks xmlns:a="http://schemas.openxmlformats.org/drawingml/2006/main" noChangeAspect="1"/>
+            </wp:cNvGraphicFramePr>
+            <a:graphic xmlns:a="http://schemas.openxmlformats.org/drawingml/2006/main">
+              <a:graphicData uri="http://schemas.openxmlformats.org/drawingml/2006/picture">
+                <pic:pic xmlns:pic="http://schemas.openxmlformats.org/drawingml/2006/picture">
+                  <pic:nvPicPr>
+                    <pic:cNvPr id="0" name="Picture 3"/>
+                    <pic:cNvPicPr>
+                      <a:picLocks noChangeAspect="1" noChangeArrowheads="1"/>
+                    </pic:cNvPicPr>
+                  </pic:nvPicPr>
+                  <pic:blipFill>
+                    <a:blip r:embed="rId12">
+                      <a:extLst>
+                        <a:ext uri="{28A0092B-C50C-407E-A947-70E740481C1C}">
+                          <a14:useLocalDpi xmlns:a14="http://schemas.microsoft.com/office/drawing/2010/main" val="0"/>
+                        </a:ext>
+                      </a:extLst>
+                    </a:blip>
+                    <a:srcRect/>
+                    <a:stretch>
+                      <a:fillRect/>
+                    </a:stretch>
+                  </pic:blipFill>
+                  <pic:spPr bwMode="auto">
+                    <a:xfrm>
+                      <a:off x="0" y="0"/>
+                      <a:ext cx="5181600" cy="2074301"/>
+                    </a:xfrm>
+                    <a:prstGeom prst="rect">
+                      <a:avLst/>
+                    </a:prstGeom>
+                    <a:noFill/>
+                    <a:ln>
+                      <a:noFill/>
+                    </a:ln>
+                  </pic:spPr>
+                </pic:pic>
+              </a:graphicData>
+            </a:graphic>
+          </wp:inline>
+        </w:drawing>
+      </w:r>
+    </w:p>
+    <w:p>
+      <w:pPr>
+        <w:rPr>
+          <w:lang w:val="en-US"/>
+        </w:rPr>
+      </w:pPr>
+      <w:r>
+        <w:rPr>
+          <w:lang w:val="en-US"/>
+        </w:rPr>
+        <w:lastRenderedPageBreak/>
+        <w:t>5 ejemplos bien clasificadas</w:t>
+      </w:r>
+    </w:p>
+    <w:p>
+      <w:pPr>
+        <w:jc w:val="center"/>
+        <w:rPr>
+          <w:lang w:val="en-US"/>
+        </w:rPr>
+      </w:pPr>
+      <w:r>
+        <w:rPr>
+          <w:noProof/>
+          <w:lang w:val="en-US"/>
+        </w:rPr>
+        <w:drawing>
+          <wp:inline distT="0" distB="0" distL="0" distR="0" wp14:anchorId="3BC586D8" wp14:editId="5B27DDF7">
+            <wp:extent cx="5943600" cy="2379345"/>
+            <wp:effectExtent l="0" t="0" r="0" b="1905"/>
+            <wp:docPr id="2130695397" name="Imagen 3"/>
+            <wp:cNvGraphicFramePr>
+              <a:graphicFrameLocks xmlns:a="http://schemas.openxmlformats.org/drawingml/2006/main" noChangeAspect="1"/>
+            </wp:cNvGraphicFramePr>
+            <a:graphic xmlns:a="http://schemas.openxmlformats.org/drawingml/2006/main">
+              <a:graphicData uri="http://schemas.openxmlformats.org/drawingml/2006/picture">
+                <pic:pic xmlns:pic="http://schemas.openxmlformats.org/drawingml/2006/picture">
+                  <pic:nvPicPr>
+                    <pic:cNvPr id="0" name="Picture 4"/>
+                    <pic:cNvPicPr>
+                      <a:picLocks noChangeAspect="1" noChangeArrowheads="1"/>
+                    </pic:cNvPicPr>
+                  </pic:nvPicPr>
+                  <pic:blipFill>
+                    <a:blip r:embed="rId13">
+                      <a:extLst>
+                        <a:ext uri="{28A0092B-C50C-407E-A947-70E740481C1C}">
+                          <a14:useLocalDpi xmlns:a14="http://schemas.microsoft.com/office/drawing/2010/main" val="0"/>
+                        </a:ext>
+                      </a:extLst>
+                    </a:blip>
+                    <a:srcRect/>
+                    <a:stretch>
+                      <a:fillRect/>
+                    </a:stretch>
+                  </pic:blipFill>
+                  <pic:spPr bwMode="auto">
+                    <a:xfrm>
+                      <a:off x="0" y="0"/>
+                      <a:ext cx="5943600" cy="2379345"/>
+                    </a:xfrm>
+                    <a:prstGeom prst="rect">
+                      <a:avLst/>
+                    </a:prstGeom>
+                    <a:noFill/>
+                    <a:ln>
+                      <a:noFill/>
+                    </a:ln>
+                  </pic:spPr>
+                </pic:pic>
+              </a:graphicData>
+            </a:graphic>
+          </wp:inline>
+        </w:drawing>
+      </w:r>
+    </w:p>
+    <w:p>
+      <w:pPr>
+        <w:rPr>
+          <w:lang w:val="en-US"/>
+        </w:rPr>
+      </w:pPr>
+      <w:r>
+        <w:rPr>
+          <w:lang w:val="en-US"/>
+        </w:rPr>
+        <w:t>Metricas</w:t>
+      </w:r>
+    </w:p>
+    <w:p>
+      <w:pPr>
+        <w:jc w:val="center"/>
+        <w:rPr>
+          <w:lang w:val="en-US"/>
+        </w:rPr>
+      </w:pPr>
+      <w:r>
+        <w:rPr>
+          <w:lang w:val="en-US"/>
+        </w:rPr>
+        <w:drawing>
+          <wp:inline distT="0" distB="0" distL="0" distR="0" wp14:anchorId="537EDC21" wp14:editId="44CFB9ED">
+            <wp:extent cx="5506218" cy="4086795"/>
+            <wp:effectExtent l="0" t="0" r="0" b="9525"/>
+            <wp:docPr id="572127120" name="Imagen 1"/>
+            <wp:cNvGraphicFramePr>
+              <a:graphicFrameLocks xmlns:a="http://schemas.openxmlformats.org/drawingml/2006/main" noChangeAspect="1"/>
+            </wp:cNvGraphicFramePr>
+            <a:graphic xmlns:a="http://schemas.openxmlformats.org/drawingml/2006/main">
+              <a:graphicData uri="http://schemas.openxmlformats.org/drawingml/2006/picture">
+                <pic:pic xmlns:pic="http://schemas.openxmlformats.org/drawingml/2006/picture">
+                  <pic:nvPicPr>
+                    <pic:cNvPr id="572127120" name=""/>
+                    <pic:cNvPicPr/>
+                  </pic:nvPicPr>
+                  <pic:blipFill>
+                    <a:blip r:embed="rId14"/>
+                    <a:stretch>
+                      <a:fillRect/>
+                    </a:stretch>
+                  </pic:blipFill>
+                  <pic:spPr>
+                    <a:xfrm>
+                      <a:off x="0" y="0"/>
+                      <a:ext cx="5506218" cy="4086795"/>
+                    </a:xfrm>
+                    <a:prstGeom prst="rect">
+                      <a:avLst/>
+                    </a:prstGeom>
+                  </pic:spPr>
+                </pic:pic>
+              </a:graphicData>
+            </a:graphic>
+          </wp:inline>
+        </w:drawing>
+      </w:r>
+    </w:p>
+    <w:p>
+      <w:pPr>
+        <w:jc w:val="center"/>
+        <w:rPr>
+          <w:b/>
+          <w:bCs/>
+          <w:sz w:val="28"/>
+          <w:szCs w:val="24"/>
+          <w:lang w:val="en-US"/>
+        </w:rPr>
+      </w:pPr>
+      <w:r>
+        <w:rPr>
+          <w:b/>
+          <w:bCs/>
+          <w:sz w:val="28"/>
+          <w:szCs w:val="24"/>
+          <w:lang w:val="en-US"/>
+        </w:rPr>
+        <w:lastRenderedPageBreak/>
+        <w:t>Ejercicio 2</w:t>
+      </w:r>
+    </w:p>
+    <w:p>
+      <w:pPr>
+        <w:jc w:val="both"/>
+        <w:rPr>
+          <w:lang w:val="es-GT"/>
+        </w:rPr>
+      </w:pPr>
+    </w:p>
+    <w:p>
+      <w:pPr>
+        <w:jc w:val="right"/>
+        <w:rPr>
+          <w:lang w:val="es-GT"/>
+        </w:rPr>
+      </w:pPr>
+    </w:p>
     <w:sectPr>
-      <w:headerReference w:type="default" r:id="rId11"/>
-      <w:footerReference w:type="default" r:id="rId12"/>
+      <w:headerReference w:type="default" r:id="rId15"/>
+      <w:footerReference w:type="default" r:id="rId16"/>
       <w:pgSz w:w="12240" w:h="15840"/>
       <w:pgMar w:top="1440" w:right="1440" w:bottom="1440" w:left="1440" w:header="720" w:footer="720" w:gutter="0"/>
       <w:cols w:space="720"/>
@@ -468,7 +1024,7 @@
       <w:rPr>
         <w:lang w:val="es-GT"/>
       </w:rPr>
-      <w:t>…………..</w:t>
+      <w:t>Inteligencia Artificial</w:t>
     </w:r>
   </w:p>
 </w:hdr>
@@ -2761,6 +3317,155 @@
     </w:lvl>
   </w:abstractNum>
   <w:abstractNum w:abstractNumId="18" w15:restartNumberingAfterBreak="0">
+    <w:nsid w:val="3E3239BC"/>
+    <w:multiLevelType w:val="multilevel"/>
+    <w:tmpl w:val="35FED9F8"/>
+    <w:lvl w:ilvl="0">
+      <w:start w:val="1"/>
+      <w:numFmt w:val="bullet"/>
+      <w:lvlText w:val=""/>
+      <w:lvlJc w:val="left"/>
+      <w:pPr>
+        <w:tabs>
+          <w:tab w:val="num" w:pos="720"/>
+        </w:tabs>
+        <w:ind w:left="720" w:hanging="360"/>
+      </w:pPr>
+      <w:rPr>
+        <w:rFonts w:ascii="Symbol" w:hAnsi="Symbol" w:hint="default"/>
+        <w:sz w:val="20"/>
+      </w:rPr>
+    </w:lvl>
+    <w:lvl w:ilvl="1" w:tentative="1">
+      <w:start w:val="1"/>
+      <w:numFmt w:val="bullet"/>
+      <w:lvlText w:val="o"/>
+      <w:lvlJc w:val="left"/>
+      <w:pPr>
+        <w:tabs>
+          <w:tab w:val="num" w:pos="1440"/>
+        </w:tabs>
+        <w:ind w:left="1440" w:hanging="360"/>
+      </w:pPr>
+      <w:rPr>
+        <w:rFonts w:ascii="Courier New" w:hAnsi="Courier New" w:hint="default"/>
+        <w:sz w:val="20"/>
+      </w:rPr>
+    </w:lvl>
+    <w:lvl w:ilvl="2" w:tentative="1">
+      <w:start w:val="1"/>
+      <w:numFmt w:val="bullet"/>
+      <w:lvlText w:val=""/>
+      <w:lvlJc w:val="left"/>
+      <w:pPr>
+        <w:tabs>
+          <w:tab w:val="num" w:pos="2160"/>
+        </w:tabs>
+        <w:ind w:left="2160" w:hanging="360"/>
+      </w:pPr>
+      <w:rPr>
+        <w:rFonts w:ascii="Wingdings" w:hAnsi="Wingdings" w:hint="default"/>
+        <w:sz w:val="20"/>
+      </w:rPr>
+    </w:lvl>
+    <w:lvl w:ilvl="3" w:tentative="1">
+      <w:start w:val="1"/>
+      <w:numFmt w:val="bullet"/>
+      <w:lvlText w:val=""/>
+      <w:lvlJc w:val="left"/>
+      <w:pPr>
+        <w:tabs>
+          <w:tab w:val="num" w:pos="2880"/>
+        </w:tabs>
+        <w:ind w:left="2880" w:hanging="360"/>
+      </w:pPr>
+      <w:rPr>
+        <w:rFonts w:ascii="Wingdings" w:hAnsi="Wingdings" w:hint="default"/>
+        <w:sz w:val="20"/>
+      </w:rPr>
+    </w:lvl>
+    <w:lvl w:ilvl="4" w:tentative="1">
+      <w:start w:val="1"/>
+      <w:numFmt w:val="bullet"/>
+      <w:lvlText w:val=""/>
+      <w:lvlJc w:val="left"/>
+      <w:pPr>
+        <w:tabs>
+          <w:tab w:val="num" w:pos="3600"/>
+        </w:tabs>
+        <w:ind w:left="3600" w:hanging="360"/>
+      </w:pPr>
+      <w:rPr>
+        <w:rFonts w:ascii="Wingdings" w:hAnsi="Wingdings" w:hint="default"/>
+        <w:sz w:val="20"/>
+      </w:rPr>
+    </w:lvl>
+    <w:lvl w:ilvl="5" w:tentative="1">
+      <w:start w:val="1"/>
+      <w:numFmt w:val="bullet"/>
+      <w:lvlText w:val=""/>
+      <w:lvlJc w:val="left"/>
+      <w:pPr>
+        <w:tabs>
+          <w:tab w:val="num" w:pos="4320"/>
+        </w:tabs>
+        <w:ind w:left="4320" w:hanging="360"/>
+      </w:pPr>
+      <w:rPr>
+        <w:rFonts w:ascii="Wingdings" w:hAnsi="Wingdings" w:hint="default"/>
+        <w:sz w:val="20"/>
+      </w:rPr>
+    </w:lvl>
+    <w:lvl w:ilvl="6" w:tentative="1">
+      <w:start w:val="1"/>
+      <w:numFmt w:val="bullet"/>
+      <w:lvlText w:val=""/>
+      <w:lvlJc w:val="left"/>
+      <w:pPr>
+        <w:tabs>
+          <w:tab w:val="num" w:pos="5040"/>
+        </w:tabs>
+        <w:ind w:left="5040" w:hanging="360"/>
+      </w:pPr>
+      <w:rPr>
+        <w:rFonts w:ascii="Wingdings" w:hAnsi="Wingdings" w:hint="default"/>
+        <w:sz w:val="20"/>
+      </w:rPr>
+    </w:lvl>
+    <w:lvl w:ilvl="7" w:tentative="1">
+      <w:start w:val="1"/>
+      <w:numFmt w:val="bullet"/>
+      <w:lvlText w:val=""/>
+      <w:lvlJc w:val="left"/>
+      <w:pPr>
+        <w:tabs>
+          <w:tab w:val="num" w:pos="5760"/>
+        </w:tabs>
+        <w:ind w:left="5760" w:hanging="360"/>
+      </w:pPr>
+      <w:rPr>
+        <w:rFonts w:ascii="Wingdings" w:hAnsi="Wingdings" w:hint="default"/>
+        <w:sz w:val="20"/>
+      </w:rPr>
+    </w:lvl>
+    <w:lvl w:ilvl="8" w:tentative="1">
+      <w:start w:val="1"/>
+      <w:numFmt w:val="bullet"/>
+      <w:lvlText w:val=""/>
+      <w:lvlJc w:val="left"/>
+      <w:pPr>
+        <w:tabs>
+          <w:tab w:val="num" w:pos="6480"/>
+        </w:tabs>
+        <w:ind w:left="6480" w:hanging="360"/>
+      </w:pPr>
+      <w:rPr>
+        <w:rFonts w:ascii="Wingdings" w:hAnsi="Wingdings" w:hint="default"/>
+        <w:sz w:val="20"/>
+      </w:rPr>
+    </w:lvl>
+  </w:abstractNum>
+  <w:abstractNum w:abstractNumId="19" w15:restartNumberingAfterBreak="0">
     <w:nsid w:val="3EB4376D"/>
     <w:multiLevelType w:val="hybridMultilevel"/>
     <w:tmpl w:val="7AA6A440"/>
@@ -2873,7 +3578,7 @@
       </w:rPr>
     </w:lvl>
   </w:abstractNum>
-  <w:abstractNum w:abstractNumId="19" w15:restartNumberingAfterBreak="0">
+  <w:abstractNum w:abstractNumId="20" w15:restartNumberingAfterBreak="0">
     <w:nsid w:val="3EE52A46"/>
     <w:multiLevelType w:val="hybridMultilevel"/>
     <w:tmpl w:val="FDA099D4"/>
@@ -2986,7 +3691,7 @@
       </w:rPr>
     </w:lvl>
   </w:abstractNum>
-  <w:abstractNum w:abstractNumId="20" w15:restartNumberingAfterBreak="0">
+  <w:abstractNum w:abstractNumId="21" w15:restartNumberingAfterBreak="0">
     <w:nsid w:val="42A27489"/>
     <w:multiLevelType w:val="multilevel"/>
     <w:tmpl w:val="02DC0C6C"/>
@@ -3135,7 +3840,7 @@
       </w:rPr>
     </w:lvl>
   </w:abstractNum>
-  <w:abstractNum w:abstractNumId="21" w15:restartNumberingAfterBreak="0">
+  <w:abstractNum w:abstractNumId="22" w15:restartNumberingAfterBreak="0">
     <w:nsid w:val="43D34496"/>
     <w:multiLevelType w:val="multilevel"/>
     <w:tmpl w:val="CD5E4C08"/>
@@ -3284,7 +3989,7 @@
       </w:rPr>
     </w:lvl>
   </w:abstractNum>
-  <w:abstractNum w:abstractNumId="22" w15:restartNumberingAfterBreak="0">
+  <w:abstractNum w:abstractNumId="23" w15:restartNumberingAfterBreak="0">
     <w:nsid w:val="463117D4"/>
     <w:multiLevelType w:val="hybridMultilevel"/>
     <w:tmpl w:val="C568AD28"/>
@@ -3397,7 +4102,7 @@
       </w:rPr>
     </w:lvl>
   </w:abstractNum>
-  <w:abstractNum w:abstractNumId="23" w15:restartNumberingAfterBreak="0">
+  <w:abstractNum w:abstractNumId="24" w15:restartNumberingAfterBreak="0">
     <w:nsid w:val="488731EF"/>
     <w:multiLevelType w:val="hybridMultilevel"/>
     <w:tmpl w:val="A68CDE2E"/>
@@ -3510,7 +4215,7 @@
       </w:rPr>
     </w:lvl>
   </w:abstractNum>
-  <w:abstractNum w:abstractNumId="24" w15:restartNumberingAfterBreak="0">
+  <w:abstractNum w:abstractNumId="25" w15:restartNumberingAfterBreak="0">
     <w:nsid w:val="4AED2C13"/>
     <w:multiLevelType w:val="multilevel"/>
     <w:tmpl w:val="0D0C08EE"/>
@@ -3659,7 +4364,7 @@
       </w:rPr>
     </w:lvl>
   </w:abstractNum>
-  <w:abstractNum w:abstractNumId="25" w15:restartNumberingAfterBreak="0">
+  <w:abstractNum w:abstractNumId="26" w15:restartNumberingAfterBreak="0">
     <w:nsid w:val="4B3877C4"/>
     <w:multiLevelType w:val="hybridMultilevel"/>
     <w:tmpl w:val="E4BEC9B0"/>
@@ -3772,7 +4477,7 @@
       </w:rPr>
     </w:lvl>
   </w:abstractNum>
-  <w:abstractNum w:abstractNumId="26" w15:restartNumberingAfterBreak="0">
+  <w:abstractNum w:abstractNumId="27" w15:restartNumberingAfterBreak="0">
     <w:nsid w:val="4E154D7B"/>
     <w:multiLevelType w:val="multilevel"/>
     <w:tmpl w:val="605412B2"/>
@@ -3921,7 +4626,7 @@
       </w:rPr>
     </w:lvl>
   </w:abstractNum>
-  <w:abstractNum w:abstractNumId="27" w15:restartNumberingAfterBreak="0">
+  <w:abstractNum w:abstractNumId="28" w15:restartNumberingAfterBreak="0">
     <w:nsid w:val="50324783"/>
     <w:multiLevelType w:val="multilevel"/>
     <w:tmpl w:val="82DE06AE"/>
@@ -4070,7 +4775,7 @@
       </w:rPr>
     </w:lvl>
   </w:abstractNum>
-  <w:abstractNum w:abstractNumId="28" w15:restartNumberingAfterBreak="0">
+  <w:abstractNum w:abstractNumId="29" w15:restartNumberingAfterBreak="0">
     <w:nsid w:val="50D95D59"/>
     <w:multiLevelType w:val="multilevel"/>
     <w:tmpl w:val="D3C02876"/>
@@ -4219,7 +4924,7 @@
       </w:rPr>
     </w:lvl>
   </w:abstractNum>
-  <w:abstractNum w:abstractNumId="29" w15:restartNumberingAfterBreak="0">
+  <w:abstractNum w:abstractNumId="30" w15:restartNumberingAfterBreak="0">
     <w:nsid w:val="51AF731C"/>
     <w:multiLevelType w:val="hybridMultilevel"/>
     <w:tmpl w:val="B9741584"/>
@@ -4332,7 +5037,7 @@
       </w:rPr>
     </w:lvl>
   </w:abstractNum>
-  <w:abstractNum w:abstractNumId="30" w15:restartNumberingAfterBreak="0">
+  <w:abstractNum w:abstractNumId="31" w15:restartNumberingAfterBreak="0">
     <w:nsid w:val="53134B09"/>
     <w:multiLevelType w:val="multilevel"/>
     <w:tmpl w:val="DD907616"/>
@@ -4481,7 +5186,7 @@
       </w:rPr>
     </w:lvl>
   </w:abstractNum>
-  <w:abstractNum w:abstractNumId="31" w15:restartNumberingAfterBreak="0">
+  <w:abstractNum w:abstractNumId="32" w15:restartNumberingAfterBreak="0">
     <w:nsid w:val="5ACE66F6"/>
     <w:multiLevelType w:val="hybridMultilevel"/>
     <w:tmpl w:val="7750A244"/>
@@ -4594,7 +5299,7 @@
       </w:rPr>
     </w:lvl>
   </w:abstractNum>
-  <w:abstractNum w:abstractNumId="32" w15:restartNumberingAfterBreak="0">
+  <w:abstractNum w:abstractNumId="33" w15:restartNumberingAfterBreak="0">
     <w:nsid w:val="5BE65B12"/>
     <w:multiLevelType w:val="hybridMultilevel"/>
     <w:tmpl w:val="1072279C"/>
@@ -4680,7 +5385,7 @@
       </w:pPr>
     </w:lvl>
   </w:abstractNum>
-  <w:abstractNum w:abstractNumId="33" w15:restartNumberingAfterBreak="0">
+  <w:abstractNum w:abstractNumId="34" w15:restartNumberingAfterBreak="0">
     <w:nsid w:val="5EE70CDD"/>
     <w:multiLevelType w:val="hybridMultilevel"/>
     <w:tmpl w:val="1900677E"/>
@@ -4792,7 +5497,7 @@
       </w:rPr>
     </w:lvl>
   </w:abstractNum>
-  <w:abstractNum w:abstractNumId="34" w15:restartNumberingAfterBreak="0">
+  <w:abstractNum w:abstractNumId="35" w15:restartNumberingAfterBreak="0">
     <w:nsid w:val="62954AA2"/>
     <w:multiLevelType w:val="multilevel"/>
     <w:tmpl w:val="FC8889E0"/>
@@ -4941,7 +5646,7 @@
       </w:rPr>
     </w:lvl>
   </w:abstractNum>
-  <w:abstractNum w:abstractNumId="35" w15:restartNumberingAfterBreak="0">
+  <w:abstractNum w:abstractNumId="36" w15:restartNumberingAfterBreak="0">
     <w:nsid w:val="643C18F1"/>
     <w:multiLevelType w:val="hybridMultilevel"/>
     <w:tmpl w:val="67047E52"/>
@@ -5030,7 +5735,7 @@
       </w:pPr>
     </w:lvl>
   </w:abstractNum>
-  <w:abstractNum w:abstractNumId="36" w15:restartNumberingAfterBreak="0">
+  <w:abstractNum w:abstractNumId="37" w15:restartNumberingAfterBreak="0">
     <w:nsid w:val="6A12000B"/>
     <w:multiLevelType w:val="multilevel"/>
     <w:tmpl w:val="A2E4AE50"/>
@@ -5179,7 +5884,7 @@
       </w:rPr>
     </w:lvl>
   </w:abstractNum>
-  <w:abstractNum w:abstractNumId="37" w15:restartNumberingAfterBreak="0">
+  <w:abstractNum w:abstractNumId="38" w15:restartNumberingAfterBreak="0">
     <w:nsid w:val="6B9209A7"/>
     <w:multiLevelType w:val="hybridMultilevel"/>
     <w:tmpl w:val="BF06C698"/>
@@ -5269,7 +5974,7 @@
       </w:pPr>
     </w:lvl>
   </w:abstractNum>
-  <w:abstractNum w:abstractNumId="38" w15:restartNumberingAfterBreak="0">
+  <w:abstractNum w:abstractNumId="39" w15:restartNumberingAfterBreak="0">
     <w:nsid w:val="6D10594F"/>
     <w:multiLevelType w:val="multilevel"/>
     <w:tmpl w:val="F440CC50"/>
@@ -5418,7 +6123,7 @@
       </w:rPr>
     </w:lvl>
   </w:abstractNum>
-  <w:abstractNum w:abstractNumId="39" w15:restartNumberingAfterBreak="0">
+  <w:abstractNum w:abstractNumId="40" w15:restartNumberingAfterBreak="0">
     <w:nsid w:val="6FC06AC2"/>
     <w:multiLevelType w:val="multilevel"/>
     <w:tmpl w:val="AB6853C8"/>
@@ -5567,7 +6272,7 @@
       </w:rPr>
     </w:lvl>
   </w:abstractNum>
-  <w:abstractNum w:abstractNumId="40" w15:restartNumberingAfterBreak="0">
+  <w:abstractNum w:abstractNumId="41" w15:restartNumberingAfterBreak="0">
     <w:nsid w:val="711D272C"/>
     <w:multiLevelType w:val="hybridMultilevel"/>
     <w:tmpl w:val="0A9099BE"/>
@@ -5680,7 +6385,7 @@
       </w:rPr>
     </w:lvl>
   </w:abstractNum>
-  <w:abstractNum w:abstractNumId="41" w15:restartNumberingAfterBreak="0">
+  <w:abstractNum w:abstractNumId="42" w15:restartNumberingAfterBreak="0">
     <w:nsid w:val="76171F96"/>
     <w:multiLevelType w:val="hybridMultilevel"/>
     <w:tmpl w:val="4CC2011C"/>
@@ -5793,7 +6498,7 @@
       </w:rPr>
     </w:lvl>
   </w:abstractNum>
-  <w:abstractNum w:abstractNumId="42" w15:restartNumberingAfterBreak="0">
+  <w:abstractNum w:abstractNumId="43" w15:restartNumberingAfterBreak="0">
     <w:nsid w:val="7A62570A"/>
     <w:multiLevelType w:val="multilevel"/>
     <w:tmpl w:val="E64A62D0"/>
@@ -5942,7 +6647,7 @@
       </w:rPr>
     </w:lvl>
   </w:abstractNum>
-  <w:abstractNum w:abstractNumId="43" w15:restartNumberingAfterBreak="0">
+  <w:abstractNum w:abstractNumId="44" w15:restartNumberingAfterBreak="0">
     <w:nsid w:val="7DFD2A0A"/>
     <w:multiLevelType w:val="hybridMultilevel"/>
     <w:tmpl w:val="F82C7740"/>
@@ -6056,16 +6761,16 @@
     </w:lvl>
   </w:abstractNum>
   <w:num w:numId="1" w16cid:durableId="1422146010">
-    <w:abstractNumId w:val="42"/>
+    <w:abstractNumId w:val="43"/>
   </w:num>
   <w:num w:numId="2" w16cid:durableId="129137075">
     <w:abstractNumId w:val="11"/>
   </w:num>
   <w:num w:numId="3" w16cid:durableId="1488980284">
-    <w:abstractNumId w:val="26"/>
+    <w:abstractNumId w:val="27"/>
   </w:num>
   <w:num w:numId="4" w16cid:durableId="1500732680">
-    <w:abstractNumId w:val="36"/>
+    <w:abstractNumId w:val="37"/>
   </w:num>
   <w:num w:numId="5" w16cid:durableId="28379095">
     <w:abstractNumId w:val="4"/>
@@ -6074,7 +6779,7 @@
     <w:abstractNumId w:val="17"/>
   </w:num>
   <w:num w:numId="7" w16cid:durableId="1345278376">
-    <w:abstractNumId w:val="33"/>
+    <w:abstractNumId w:val="34"/>
   </w:num>
   <w:num w:numId="8" w16cid:durableId="1339232384">
     <w:abstractNumId w:val="14"/>
@@ -6083,7 +6788,7 @@
     <w:abstractNumId w:val="10"/>
   </w:num>
   <w:num w:numId="10" w16cid:durableId="1748725873">
-    <w:abstractNumId w:val="37"/>
+    <w:abstractNumId w:val="38"/>
   </w:num>
   <w:num w:numId="11" w16cid:durableId="1641838363">
     <w:abstractNumId w:val="5"/>
@@ -6092,10 +6797,10 @@
     <w:abstractNumId w:val="12"/>
   </w:num>
   <w:num w:numId="13" w16cid:durableId="624114947">
-    <w:abstractNumId w:val="31"/>
+    <w:abstractNumId w:val="32"/>
   </w:num>
   <w:num w:numId="14" w16cid:durableId="346060172">
-    <w:abstractNumId w:val="23"/>
+    <w:abstractNumId w:val="24"/>
   </w:num>
   <w:num w:numId="15" w16cid:durableId="1463619004">
     <w:abstractNumId w:val="9"/>
@@ -6104,58 +6809,58 @@
     <w:abstractNumId w:val="3"/>
   </w:num>
   <w:num w:numId="17" w16cid:durableId="1996951802">
-    <w:abstractNumId w:val="41"/>
+    <w:abstractNumId w:val="42"/>
   </w:num>
   <w:num w:numId="18" w16cid:durableId="1032537194">
-    <w:abstractNumId w:val="25"/>
+    <w:abstractNumId w:val="26"/>
   </w:num>
   <w:num w:numId="19" w16cid:durableId="1846439925">
-    <w:abstractNumId w:val="29"/>
+    <w:abstractNumId w:val="30"/>
   </w:num>
   <w:num w:numId="20" w16cid:durableId="679771450">
-    <w:abstractNumId w:val="43"/>
+    <w:abstractNumId w:val="44"/>
   </w:num>
   <w:num w:numId="21" w16cid:durableId="655302852">
     <w:abstractNumId w:val="8"/>
   </w:num>
   <w:num w:numId="22" w16cid:durableId="2093623587">
-    <w:abstractNumId w:val="40"/>
+    <w:abstractNumId w:val="41"/>
   </w:num>
   <w:num w:numId="23" w16cid:durableId="1899777780">
-    <w:abstractNumId w:val="19"/>
+    <w:abstractNumId w:val="20"/>
   </w:num>
   <w:num w:numId="24" w16cid:durableId="492525114">
-    <w:abstractNumId w:val="22"/>
+    <w:abstractNumId w:val="23"/>
   </w:num>
   <w:num w:numId="25" w16cid:durableId="410277347">
     <w:abstractNumId w:val="7"/>
   </w:num>
   <w:num w:numId="26" w16cid:durableId="1427773225">
-    <w:abstractNumId w:val="39"/>
+    <w:abstractNumId w:val="40"/>
   </w:num>
   <w:num w:numId="27" w16cid:durableId="1485317446">
-    <w:abstractNumId w:val="38"/>
+    <w:abstractNumId w:val="39"/>
   </w:num>
   <w:num w:numId="28" w16cid:durableId="1571378379">
     <w:abstractNumId w:val="15"/>
   </w:num>
   <w:num w:numId="29" w16cid:durableId="1476945728">
-    <w:abstractNumId w:val="30"/>
+    <w:abstractNumId w:val="31"/>
   </w:num>
   <w:num w:numId="30" w16cid:durableId="1431395254">
-    <w:abstractNumId w:val="27"/>
+    <w:abstractNumId w:val="28"/>
   </w:num>
   <w:num w:numId="31" w16cid:durableId="2079086272">
-    <w:abstractNumId w:val="20"/>
+    <w:abstractNumId w:val="21"/>
   </w:num>
   <w:num w:numId="32" w16cid:durableId="2048680892">
-    <w:abstractNumId w:val="24"/>
+    <w:abstractNumId w:val="25"/>
   </w:num>
   <w:num w:numId="33" w16cid:durableId="2120486177">
-    <w:abstractNumId w:val="34"/>
+    <w:abstractNumId w:val="35"/>
   </w:num>
   <w:num w:numId="34" w16cid:durableId="1046759905">
-    <w:abstractNumId w:val="28"/>
+    <w:abstractNumId w:val="29"/>
   </w:num>
   <w:num w:numId="35" w16cid:durableId="703871930">
     <w:abstractNumId w:val="13"/>
@@ -6170,22 +6875,25 @@
     <w:abstractNumId w:val="6"/>
   </w:num>
   <w:num w:numId="39" w16cid:durableId="624895321">
-    <w:abstractNumId w:val="21"/>
+    <w:abstractNumId w:val="22"/>
   </w:num>
   <w:num w:numId="40" w16cid:durableId="1325473454">
     <w:abstractNumId w:val="0"/>
   </w:num>
   <w:num w:numId="41" w16cid:durableId="75370327">
-    <w:abstractNumId w:val="18"/>
+    <w:abstractNumId w:val="19"/>
   </w:num>
   <w:num w:numId="42" w16cid:durableId="1140070565">
     <w:abstractNumId w:val="16"/>
   </w:num>
   <w:num w:numId="43" w16cid:durableId="1412435596">
-    <w:abstractNumId w:val="35"/>
+    <w:abstractNumId w:val="36"/>
   </w:num>
   <w:num w:numId="44" w16cid:durableId="1986934476">
-    <w:abstractNumId w:val="32"/>
+    <w:abstractNumId w:val="33"/>
+  </w:num>
+  <w:num w:numId="45" w16cid:durableId="1312102827">
+    <w:abstractNumId w:val="18"/>
   </w:num>
 </w:numbering>
 </file>
@@ -6597,7 +7305,6 @@
   <w:style w:type="character" w:default="1" w:styleId="Fuentedeprrafopredeter">
     <w:name w:val="Default Paragraph Font"/>
     <w:uiPriority w:val="1"/>
-    <w:semiHidden/>
     <w:unhideWhenUsed/>
   </w:style>
   <w:style w:type="table" w:default="1" w:styleId="Tablanormal">

--- a/Lab3/Lab3.docx
+++ b/Lab3/Lab3.docx
@@ -144,58 +144,38 @@
     </w:p>
     <w:p>
       <w:pPr>
-        <w:rPr>
-          <w:lang w:val="es-GT"/>
-        </w:rPr>
-      </w:pPr>
-    </w:p>
-    <w:p>
-      <w:pPr>
-        <w:rPr>
-          <w:lang w:val="es-GT"/>
-        </w:rPr>
-      </w:pPr>
-    </w:p>
-    <w:p>
-      <w:pPr>
         <w:jc w:val="right"/>
         <w:rPr>
-          <w:lang w:val="es-GT"/>
-        </w:rPr>
-      </w:pPr>
-      <w:r>
-        <w:rPr>
-          <w:lang w:val="es-GT"/>
-        </w:rPr>
-        <w:t>Dilary Sarahí Cruz López</w:t>
-      </w:r>
-      <w:r>
-        <w:rPr>
-          <w:lang w:val="es-GT"/>
+          <w:lang w:val="en-US"/>
+        </w:rPr>
+      </w:pPr>
+      <w:r>
+        <w:rPr>
+          <w:lang w:val="en-US"/>
+        </w:rPr>
+        <w:t xml:space="preserve">Dilary Cruz </w:t>
+      </w:r>
+      <w:r>
+        <w:rPr>
+          <w:lang w:val="en-US"/>
+        </w:rPr>
+        <w:t>–</w:t>
+      </w:r>
+      <w:r>
+        <w:rPr>
+          <w:lang w:val="en-US"/>
         </w:rPr>
         <w:t xml:space="preserve"> </w:t>
       </w:r>
       <w:r>
         <w:rPr>
-          <w:lang w:val="es-GT"/>
-        </w:rPr>
-        <w:t>–</w:t>
-      </w:r>
-      <w:r>
-        <w:rPr>
-          <w:lang w:val="es-GT"/>
-        </w:rPr>
-        <w:t xml:space="preserve"> </w:t>
-      </w:r>
-      <w:r>
-        <w:rPr>
-          <w:lang w:val="es-GT"/>
+          <w:lang w:val="en-US"/>
         </w:rPr>
         <w:t>23101</w:t>
       </w:r>
       <w:r>
         <w:rPr>
-          <w:lang w:val="es-GT"/>
+          <w:lang w:val="en-US"/>
         </w:rPr>
         <w:t>0</w:t>
       </w:r>
@@ -204,9 +184,35 @@
       <w:pPr>
         <w:jc w:val="right"/>
         <w:rPr>
-          <w:lang w:val="es-GT"/>
-        </w:rPr>
-      </w:pPr>
+          <w:lang w:val="en-US"/>
+        </w:rPr>
+      </w:pPr>
+      <w:r>
+        <w:rPr>
+          <w:lang w:val="en-US"/>
+        </w:rPr>
+        <w:t xml:space="preserve">June Herrera – </w:t>
+      </w:r>
+    </w:p>
+    <w:p>
+      <w:pPr>
+        <w:jc w:val="right"/>
+        <w:rPr>
+          <w:lang w:val="en-US"/>
+        </w:rPr>
+      </w:pPr>
+      <w:r>
+        <w:rPr>
+          <w:lang w:val="en-US"/>
+        </w:rPr>
+        <w:t>An</w:t>
+      </w:r>
+      <w:r>
+        <w:rPr>
+          <w:lang w:val="en-US"/>
+        </w:rPr>
+        <w:t xml:space="preserve">dres Mazariegos - </w:t>
+      </w:r>
     </w:p>
     <w:p>
       <w:pPr>
@@ -256,7 +262,28 @@
         <w:rPr>
           <w:lang w:val="es-GT"/>
         </w:rPr>
-        <w:t xml:space="preserve">El modelo obtuvo una accuracy del 97.78% en el conjunto de prueba </w:t>
+        <w:t xml:space="preserve">El modelo obtuvo una </w:t>
+      </w:r>
+      <w:proofErr w:type="spellStart"/>
+      <w:r>
+        <w:rPr>
+          <w:lang w:val="es-GT"/>
+        </w:rPr>
+        <w:t>accuracy</w:t>
+      </w:r>
+      <w:proofErr w:type="spellEnd"/>
+      <w:r>
+        <w:rPr>
+          <w:lang w:val="es-GT"/>
+        </w:rPr>
+        <w:t xml:space="preserve"> del 97.78% en el conjunto de </w:t>
+      </w:r>
+      <w:proofErr w:type="gramStart"/>
+      <w:r>
+        <w:rPr>
+          <w:lang w:val="es-GT"/>
+        </w:rPr>
+        <w:t xml:space="preserve">prueba </w:t>
       </w:r>
       <w:r>
         <w:rPr>
@@ -264,6 +291,7 @@
         </w:rPr>
         <w:t xml:space="preserve"> métricas</w:t>
       </w:r>
+      <w:proofErr w:type="gramEnd"/>
       <w:r>
         <w:rPr>
           <w:lang w:val="es-GT"/>
@@ -282,7 +310,77 @@
         <w:rPr>
           <w:lang w:val="es-GT"/>
         </w:rPr>
-        <w:t>El classification report muestra valores altos de precision, recall y F1-score para todas las clases, con ligeras disminuciones en el dígito 8 (recall = 0.91), lo cual es consistente con las confusiones observadas en la matriz.</w:t>
+        <w:t xml:space="preserve">El </w:t>
+      </w:r>
+      <w:proofErr w:type="spellStart"/>
+      <w:r>
+        <w:rPr>
+          <w:lang w:val="es-GT"/>
+        </w:rPr>
+        <w:t>classification</w:t>
+      </w:r>
+      <w:proofErr w:type="spellEnd"/>
+      <w:r>
+        <w:rPr>
+          <w:lang w:val="es-GT"/>
+        </w:rPr>
+        <w:t xml:space="preserve"> </w:t>
+      </w:r>
+      <w:proofErr w:type="spellStart"/>
+      <w:r>
+        <w:rPr>
+          <w:lang w:val="es-GT"/>
+        </w:rPr>
+        <w:t>report</w:t>
+      </w:r>
+      <w:proofErr w:type="spellEnd"/>
+      <w:r>
+        <w:rPr>
+          <w:lang w:val="es-GT"/>
+        </w:rPr>
+        <w:t xml:space="preserve"> muestra valores altos de </w:t>
+      </w:r>
+      <w:proofErr w:type="spellStart"/>
+      <w:r>
+        <w:rPr>
+          <w:lang w:val="es-GT"/>
+        </w:rPr>
+        <w:t>precision</w:t>
+      </w:r>
+      <w:proofErr w:type="spellEnd"/>
+      <w:r>
+        <w:rPr>
+          <w:lang w:val="es-GT"/>
+        </w:rPr>
+        <w:t xml:space="preserve">, </w:t>
+      </w:r>
+      <w:proofErr w:type="spellStart"/>
+      <w:r>
+        <w:rPr>
+          <w:lang w:val="es-GT"/>
+        </w:rPr>
+        <w:t>recall</w:t>
+      </w:r>
+      <w:proofErr w:type="spellEnd"/>
+      <w:r>
+        <w:rPr>
+          <w:lang w:val="es-GT"/>
+        </w:rPr>
+        <w:t xml:space="preserve"> y F1-score para todas las clases, con ligeras disminuciones en el dígito 8 (</w:t>
+      </w:r>
+      <w:proofErr w:type="spellStart"/>
+      <w:r>
+        <w:rPr>
+          <w:lang w:val="es-GT"/>
+        </w:rPr>
+        <w:t>recall</w:t>
+      </w:r>
+      <w:proofErr w:type="spellEnd"/>
+      <w:r>
+        <w:rPr>
+          <w:lang w:val="es-GT"/>
+        </w:rPr>
+        <w:t xml:space="preserve"> = 0.91), lo cual es consistente con las confusiones observadas en la matriz.</w:t>
       </w:r>
     </w:p>
     <w:p>
@@ -328,7 +426,21 @@
         <w:rPr>
           <w:lang w:val="en-US"/>
         </w:rPr>
-        <w:t>8 confundido con 1</w:t>
+        <w:t xml:space="preserve">8 </w:t>
+      </w:r>
+      <w:proofErr w:type="spellStart"/>
+      <w:r>
+        <w:rPr>
+          <w:lang w:val="en-US"/>
+        </w:rPr>
+        <w:t>confundido</w:t>
+      </w:r>
+      <w:proofErr w:type="spellEnd"/>
+      <w:r>
+        <w:rPr>
+          <w:lang w:val="en-US"/>
+        </w:rPr>
+        <w:t xml:space="preserve"> con 1</w:t>
       </w:r>
     </w:p>
     <w:p>
@@ -346,7 +458,21 @@
         <w:rPr>
           <w:lang w:val="en-US"/>
         </w:rPr>
-        <w:t>6 confundido con 8</w:t>
+        <w:t xml:space="preserve">6 </w:t>
+      </w:r>
+      <w:proofErr w:type="spellStart"/>
+      <w:r>
+        <w:rPr>
+          <w:lang w:val="en-US"/>
+        </w:rPr>
+        <w:t>confundido</w:t>
+      </w:r>
+      <w:proofErr w:type="spellEnd"/>
+      <w:r>
+        <w:rPr>
+          <w:lang w:val="en-US"/>
+        </w:rPr>
+        <w:t xml:space="preserve"> con 8</w:t>
       </w:r>
     </w:p>
     <w:p>
@@ -364,7 +490,21 @@
         <w:rPr>
           <w:lang w:val="en-US"/>
         </w:rPr>
-        <w:t>9 confundido con 7</w:t>
+        <w:t xml:space="preserve">9 </w:t>
+      </w:r>
+      <w:proofErr w:type="spellStart"/>
+      <w:r>
+        <w:rPr>
+          <w:lang w:val="en-US"/>
+        </w:rPr>
+        <w:t>confundido</w:t>
+      </w:r>
+      <w:proofErr w:type="spellEnd"/>
+      <w:r>
+        <w:rPr>
+          <w:lang w:val="en-US"/>
+        </w:rPr>
+        <w:t xml:space="preserve"> con 7</w:t>
       </w:r>
     </w:p>
     <w:p>
@@ -440,6 +580,7 @@
           <w:lang w:val="en-US"/>
         </w:rPr>
       </w:pPr>
+      <w:proofErr w:type="spellStart"/>
       <w:r>
         <w:rPr>
           <w:b/>
@@ -447,8 +588,27 @@
           <w:lang w:val="en-US"/>
         </w:rPr>
         <w:lastRenderedPageBreak/>
-        <w:t>Matriz de Confusión</w:t>
-      </w:r>
+        <w:t>Matriz</w:t>
+      </w:r>
+      <w:proofErr w:type="spellEnd"/>
+      <w:r>
+        <w:rPr>
+          <w:b/>
+          <w:bCs/>
+          <w:lang w:val="en-US"/>
+        </w:rPr>
+        <w:t xml:space="preserve"> de </w:t>
+      </w:r>
+      <w:proofErr w:type="spellStart"/>
+      <w:r>
+        <w:rPr>
+          <w:b/>
+          <w:bCs/>
+          <w:lang w:val="en-US"/>
+        </w:rPr>
+        <w:t>Confusión</w:t>
+      </w:r>
+      <w:proofErr w:type="spellEnd"/>
     </w:p>
     <w:p>
       <w:pPr>
@@ -523,8 +683,30 @@
         <w:rPr>
           <w:lang w:val="en-US"/>
         </w:rPr>
-        <w:t>5 Ejemplos mal clasificadas</w:t>
-      </w:r>
+        <w:t xml:space="preserve">5 </w:t>
+      </w:r>
+      <w:proofErr w:type="spellStart"/>
+      <w:r>
+        <w:rPr>
+          <w:lang w:val="en-US"/>
+        </w:rPr>
+        <w:t>Ejemplos</w:t>
+      </w:r>
+      <w:proofErr w:type="spellEnd"/>
+      <w:r>
+        <w:rPr>
+          <w:lang w:val="en-US"/>
+        </w:rPr>
+        <w:t xml:space="preserve"> mal </w:t>
+      </w:r>
+      <w:proofErr w:type="spellStart"/>
+      <w:r>
+        <w:rPr>
+          <w:lang w:val="en-US"/>
+        </w:rPr>
+        <w:t>clasificadas</w:t>
+      </w:r>
+      <w:proofErr w:type="spellEnd"/>
     </w:p>
     <w:p>
       <w:pPr>
@@ -599,8 +781,30 @@
           <w:lang w:val="en-US"/>
         </w:rPr>
         <w:lastRenderedPageBreak/>
-        <w:t>5 ejemplos bien clasificadas</w:t>
-      </w:r>
+        <w:t xml:space="preserve">5 </w:t>
+      </w:r>
+      <w:proofErr w:type="spellStart"/>
+      <w:r>
+        <w:rPr>
+          <w:lang w:val="en-US"/>
+        </w:rPr>
+        <w:t>ejemplos</w:t>
+      </w:r>
+      <w:proofErr w:type="spellEnd"/>
+      <w:r>
+        <w:rPr>
+          <w:lang w:val="en-US"/>
+        </w:rPr>
+        <w:t xml:space="preserve"> bien </w:t>
+      </w:r>
+      <w:proofErr w:type="spellStart"/>
+      <w:r>
+        <w:rPr>
+          <w:lang w:val="en-US"/>
+        </w:rPr>
+        <w:t>clasificadas</w:t>
+      </w:r>
+      <w:proofErr w:type="spellEnd"/>
     </w:p>
     <w:p>
       <w:pPr>
@@ -670,12 +874,14 @@
           <w:lang w:val="en-US"/>
         </w:rPr>
       </w:pPr>
+      <w:proofErr w:type="spellStart"/>
       <w:r>
         <w:rPr>
           <w:lang w:val="en-US"/>
         </w:rPr>
         <w:t>Metricas</w:t>
       </w:r>
+      <w:proofErr w:type="spellEnd"/>
     </w:p>
     <w:p>
       <w:pPr>
@@ -686,6 +892,7 @@
       </w:pPr>
       <w:r>
         <w:rPr>
+          <w:noProof/>
           <w:lang w:val="en-US"/>
         </w:rPr>
         <w:drawing>
@@ -733,7 +940,7 @@
           <w:bCs/>
           <w:sz w:val="28"/>
           <w:szCs w:val="24"/>
-          <w:lang w:val="en-US"/>
+          <w:lang w:val="es-GT"/>
         </w:rPr>
       </w:pPr>
       <w:r>
@@ -742,7 +949,7 @@
           <w:bCs/>
           <w:sz w:val="28"/>
           <w:szCs w:val="24"/>
-          <w:lang w:val="en-US"/>
+          <w:lang w:val="es-GT"/>
         </w:rPr>
         <w:lastRenderedPageBreak/>
         <w:t>Ejercicio 2</w:t>
@@ -755,18 +962,1274 @@
           <w:lang w:val="es-GT"/>
         </w:rPr>
       </w:pPr>
-    </w:p>
-    <w:p>
-      <w:pPr>
-        <w:jc w:val="right"/>
-        <w:rPr>
-          <w:lang w:val="es-GT"/>
-        </w:rPr>
-      </w:pPr>
+      <w:r>
+        <w:rPr>
+          <w:lang w:val="es-GT"/>
+        </w:rPr>
+        <w:t>El modelo obtuvo un RMSE de 0.5358 en el conjunto de prueba, junto con un MSE de 0.2870 y un MAE de 0.3733, lo que indica una adecuada capacidad de generalización en la predicción de precios de vivienda.</w:t>
+      </w:r>
+    </w:p>
+    <w:p>
+      <w:pPr>
+        <w:jc w:val="both"/>
+        <w:rPr>
+          <w:lang w:val="es-GT"/>
+        </w:rPr>
+      </w:pPr>
+      <w:r>
+        <w:rPr>
+          <w:lang w:val="es-GT"/>
+        </w:rPr>
+        <w:t>Las métricas de error muestran valores moderados y consistentes entre sí, lo que sugiere que el modelo no presenta errores extremos significativos y mantiene una predicción estable en la mayoría de las observaciones.</w:t>
+      </w:r>
+    </w:p>
+    <w:p>
+      <w:pPr>
+        <w:jc w:val="both"/>
+        <w:rPr>
+          <w:lang w:val="es-GT"/>
+        </w:rPr>
+      </w:pPr>
+      <w:r>
+        <w:rPr>
+          <w:lang w:val="es-GT"/>
+        </w:rPr>
+        <w:t>El gráfico de dispersión (Predicciones vs Valores Reales) evidencia una fuerte correlación lineal positiva, ya que la mayoría de los puntos se concentran alrededor de la diagonal imaginaria, lo que confirma un buen ajuste del modelo a los datos.</w:t>
+      </w:r>
+      <w:r>
+        <w:rPr>
+          <w:lang w:val="es-GT"/>
+        </w:rPr>
+        <w:t xml:space="preserve"> </w:t>
+      </w:r>
+      <w:r>
+        <w:rPr>
+          <w:lang w:val="es-GT"/>
+        </w:rPr>
+        <w:t>Los mayores errores observados corresponden principalmente a:</w:t>
+      </w:r>
+    </w:p>
+    <w:p>
+      <w:pPr>
+        <w:jc w:val="both"/>
+        <w:rPr>
+          <w:lang w:val="es-GT"/>
+        </w:rPr>
+      </w:pPr>
+      <w:r>
+        <w:rPr>
+          <w:lang w:val="es-GT"/>
+        </w:rPr>
+        <w:t xml:space="preserve">• Viviendas con precios elevados (cercanos al límite superior del </w:t>
+      </w:r>
+      <w:proofErr w:type="spellStart"/>
+      <w:r>
+        <w:rPr>
+          <w:lang w:val="es-GT"/>
+        </w:rPr>
+        <w:t>dataset</w:t>
+      </w:r>
+      <w:proofErr w:type="spellEnd"/>
+      <w:r>
+        <w:rPr>
+          <w:lang w:val="es-GT"/>
+        </w:rPr>
+        <w:t>), donde la dispersión es mayor.</w:t>
+      </w:r>
+    </w:p>
+    <w:p>
+      <w:pPr>
+        <w:jc w:val="both"/>
+        <w:rPr>
+          <w:lang w:val="es-GT"/>
+        </w:rPr>
+      </w:pPr>
+      <w:r>
+        <w:rPr>
+          <w:lang w:val="es-GT"/>
+        </w:rPr>
+        <w:t>• Algunas observaciones intermedias donde las variables socioeconómicas pueden presentar relaciones no lineales más complejas.</w:t>
+      </w:r>
+    </w:p>
+    <w:p>
+      <w:pPr>
+        <w:jc w:val="both"/>
+        <w:rPr>
+          <w:lang w:val="es-GT"/>
+        </w:rPr>
+      </w:pPr>
+      <w:r>
+        <w:rPr>
+          <w:lang w:val="es-GT"/>
+        </w:rPr>
+        <w:t>E</w:t>
+      </w:r>
+      <w:r>
+        <w:rPr>
+          <w:lang w:val="es-GT"/>
+        </w:rPr>
+        <w:t xml:space="preserve">l modelo demuestra un desempeño sólido para una arquitectura </w:t>
+      </w:r>
+      <w:proofErr w:type="spellStart"/>
+      <w:r>
+        <w:rPr>
+          <w:lang w:val="es-GT"/>
+        </w:rPr>
+        <w:t>fully</w:t>
+      </w:r>
+      <w:proofErr w:type="spellEnd"/>
+      <w:r>
+        <w:rPr>
+          <w:lang w:val="es-GT"/>
+        </w:rPr>
+        <w:t xml:space="preserve"> </w:t>
+      </w:r>
+      <w:proofErr w:type="spellStart"/>
+      <w:r>
+        <w:rPr>
+          <w:lang w:val="es-GT"/>
+        </w:rPr>
+        <w:t>connected</w:t>
+      </w:r>
+      <w:proofErr w:type="spellEnd"/>
+      <w:r>
+        <w:rPr>
+          <w:lang w:val="es-GT"/>
+        </w:rPr>
+        <w:t xml:space="preserve"> simple, validando la efectividad del proceso de estandarización y la elección de </w:t>
+      </w:r>
+      <w:proofErr w:type="spellStart"/>
+      <w:r>
+        <w:rPr>
+          <w:lang w:val="es-GT"/>
+        </w:rPr>
+        <w:t>hiperparámetros</w:t>
+      </w:r>
+      <w:proofErr w:type="spellEnd"/>
+      <w:r>
+        <w:rPr>
+          <w:lang w:val="es-GT"/>
+        </w:rPr>
+        <w:t>.</w:t>
+      </w:r>
+    </w:p>
+    <w:p>
+      <w:pPr>
+        <w:jc w:val="both"/>
+        <w:rPr>
+          <w:lang w:val="es-GT"/>
+        </w:rPr>
+      </w:pPr>
+    </w:p>
+    <w:p>
+      <w:pPr>
+        <w:jc w:val="both"/>
+        <w:rPr>
+          <w:b/>
+          <w:bCs/>
+          <w:lang w:val="es-GT"/>
+        </w:rPr>
+      </w:pPr>
+      <w:r>
+        <w:rPr>
+          <w:b/>
+          <w:bCs/>
+          <w:lang w:val="es-GT"/>
+        </w:rPr>
+        <w:t>Arquitectura del modelo</w:t>
+      </w:r>
+    </w:p>
+    <w:p>
+      <w:pPr>
+        <w:jc w:val="both"/>
+        <w:rPr>
+          <w:lang w:val="es-GT"/>
+        </w:rPr>
+      </w:pPr>
+    </w:p>
+    <w:p>
+      <w:pPr>
+        <w:jc w:val="both"/>
+        <w:rPr>
+          <w:lang w:val="es-GT"/>
+        </w:rPr>
+      </w:pPr>
+      <w:r>
+        <w:rPr>
+          <w:lang w:val="es-GT"/>
+        </w:rPr>
+        <w:t xml:space="preserve">Se diseñó una red neuronal </w:t>
+      </w:r>
+      <w:proofErr w:type="spellStart"/>
+      <w:r>
+        <w:rPr>
+          <w:lang w:val="es-GT"/>
+        </w:rPr>
+        <w:t>fully</w:t>
+      </w:r>
+      <w:proofErr w:type="spellEnd"/>
+      <w:r>
+        <w:rPr>
+          <w:lang w:val="es-GT"/>
+        </w:rPr>
+        <w:t xml:space="preserve"> </w:t>
+      </w:r>
+      <w:proofErr w:type="spellStart"/>
+      <w:r>
+        <w:rPr>
+          <w:lang w:val="es-GT"/>
+        </w:rPr>
+        <w:t>connected</w:t>
+      </w:r>
+      <w:proofErr w:type="spellEnd"/>
+      <w:r>
+        <w:rPr>
+          <w:lang w:val="es-GT"/>
+        </w:rPr>
+        <w:t xml:space="preserve"> compuesta por:</w:t>
+      </w:r>
+    </w:p>
+    <w:p>
+      <w:pPr>
+        <w:jc w:val="both"/>
+        <w:rPr>
+          <w:lang w:val="es-GT"/>
+        </w:rPr>
+      </w:pPr>
+    </w:p>
+    <w:p>
+      <w:pPr>
+        <w:pStyle w:val="Prrafodelista"/>
+        <w:numPr>
+          <w:ilvl w:val="0"/>
+          <w:numId w:val="46"/>
+        </w:numPr>
+        <w:jc w:val="both"/>
+        <w:rPr>
+          <w:lang w:val="es-GT"/>
+        </w:rPr>
+      </w:pPr>
+      <w:r>
+        <w:rPr>
+          <w:lang w:val="es-GT"/>
+        </w:rPr>
+        <w:lastRenderedPageBreak/>
+        <w:t>Capa de entrada: 8 características.</w:t>
+      </w:r>
+    </w:p>
+    <w:p>
+      <w:pPr>
+        <w:pStyle w:val="Prrafodelista"/>
+        <w:numPr>
+          <w:ilvl w:val="0"/>
+          <w:numId w:val="46"/>
+        </w:numPr>
+        <w:jc w:val="both"/>
+        <w:rPr>
+          <w:lang w:val="es-GT"/>
+        </w:rPr>
+      </w:pPr>
+      <w:r>
+        <w:rPr>
+          <w:lang w:val="es-GT"/>
+        </w:rPr>
+        <w:t>Primera capa oculta: 64 neuronas (</w:t>
+      </w:r>
+      <w:proofErr w:type="spellStart"/>
+      <w:r>
+        <w:rPr>
+          <w:lang w:val="es-GT"/>
+        </w:rPr>
+        <w:t>ReLU</w:t>
+      </w:r>
+      <w:proofErr w:type="spellEnd"/>
+      <w:r>
+        <w:rPr>
+          <w:lang w:val="es-GT"/>
+        </w:rPr>
+        <w:t>).</w:t>
+      </w:r>
+    </w:p>
+    <w:p>
+      <w:pPr>
+        <w:pStyle w:val="Prrafodelista"/>
+        <w:numPr>
+          <w:ilvl w:val="0"/>
+          <w:numId w:val="46"/>
+        </w:numPr>
+        <w:jc w:val="both"/>
+        <w:rPr>
+          <w:lang w:val="es-GT"/>
+        </w:rPr>
+      </w:pPr>
+      <w:r>
+        <w:rPr>
+          <w:lang w:val="es-GT"/>
+        </w:rPr>
+        <w:t>Segunda capa oculta: 32 neuronas (</w:t>
+      </w:r>
+      <w:proofErr w:type="spellStart"/>
+      <w:r>
+        <w:rPr>
+          <w:lang w:val="es-GT"/>
+        </w:rPr>
+        <w:t>ReLU</w:t>
+      </w:r>
+      <w:proofErr w:type="spellEnd"/>
+      <w:r>
+        <w:rPr>
+          <w:lang w:val="es-GT"/>
+        </w:rPr>
+        <w:t>).</w:t>
+      </w:r>
+    </w:p>
+    <w:p>
+      <w:pPr>
+        <w:pStyle w:val="Prrafodelista"/>
+        <w:numPr>
+          <w:ilvl w:val="0"/>
+          <w:numId w:val="46"/>
+        </w:numPr>
+        <w:jc w:val="both"/>
+        <w:rPr>
+          <w:lang w:val="es-GT"/>
+        </w:rPr>
+      </w:pPr>
+      <w:r>
+        <w:rPr>
+          <w:lang w:val="es-GT"/>
+        </w:rPr>
+        <w:t>Tercera capa oculta: 16 neuronas (</w:t>
+      </w:r>
+      <w:proofErr w:type="spellStart"/>
+      <w:r>
+        <w:rPr>
+          <w:lang w:val="es-GT"/>
+        </w:rPr>
+        <w:t>ReLU</w:t>
+      </w:r>
+      <w:proofErr w:type="spellEnd"/>
+      <w:r>
+        <w:rPr>
+          <w:lang w:val="es-GT"/>
+        </w:rPr>
+        <w:t>).</w:t>
+      </w:r>
+    </w:p>
+    <w:p>
+      <w:pPr>
+        <w:pStyle w:val="Prrafodelista"/>
+        <w:numPr>
+          <w:ilvl w:val="0"/>
+          <w:numId w:val="46"/>
+        </w:numPr>
+        <w:jc w:val="both"/>
+        <w:rPr>
+          <w:lang w:val="es-GT"/>
+        </w:rPr>
+      </w:pPr>
+      <w:r>
+        <w:rPr>
+          <w:lang w:val="es-GT"/>
+        </w:rPr>
+        <w:t>Capa de salida: 1 neurona (activación lineal implícita).</w:t>
+      </w:r>
+    </w:p>
+    <w:p>
+      <w:pPr>
+        <w:jc w:val="both"/>
+        <w:rPr>
+          <w:lang w:val="es-GT"/>
+        </w:rPr>
+      </w:pPr>
+    </w:p>
+    <w:p>
+      <w:pPr>
+        <w:jc w:val="both"/>
+        <w:rPr>
+          <w:lang w:val="es-GT"/>
+        </w:rPr>
+      </w:pPr>
+      <w:r>
+        <w:rPr>
+          <w:lang w:val="es-GT"/>
+        </w:rPr>
+        <w:t>Justificación</w:t>
+      </w:r>
+    </w:p>
+    <w:p>
+      <w:pPr>
+        <w:jc w:val="both"/>
+        <w:rPr>
+          <w:lang w:val="es-GT"/>
+        </w:rPr>
+      </w:pPr>
+      <w:r>
+        <w:rPr>
+          <w:lang w:val="es-GT"/>
+        </w:rPr>
+        <w:t>S</w:t>
+      </w:r>
+      <w:r>
+        <w:rPr>
+          <w:lang w:val="es-GT"/>
+        </w:rPr>
+        <w:t>e utilizaron tres capas ocultas debido a la complejidad de las relaciones no lineales entre variables socioeconómicas y precios de vivienda.</w:t>
+      </w:r>
+    </w:p>
+    <w:p>
+      <w:pPr>
+        <w:jc w:val="both"/>
+        <w:rPr>
+          <w:lang w:val="es-GT"/>
+        </w:rPr>
+      </w:pPr>
+      <w:r>
+        <w:rPr>
+          <w:lang w:val="es-GT"/>
+        </w:rPr>
+        <w:t>La reducción progresiva 64 → 32 → 16 permite una extracción jerárquica de características.</w:t>
+      </w:r>
+    </w:p>
+    <w:p>
+      <w:pPr>
+        <w:jc w:val="both"/>
+        <w:rPr>
+          <w:lang w:val="es-GT"/>
+        </w:rPr>
+      </w:pPr>
+      <w:r>
+        <w:rPr>
+          <w:lang w:val="es-GT"/>
+        </w:rPr>
+        <w:t xml:space="preserve">La función </w:t>
+      </w:r>
+      <w:proofErr w:type="spellStart"/>
+      <w:r>
+        <w:rPr>
+          <w:lang w:val="es-GT"/>
+        </w:rPr>
+        <w:t>ReLU</w:t>
+      </w:r>
+      <w:proofErr w:type="spellEnd"/>
+      <w:r>
+        <w:rPr>
+          <w:lang w:val="es-GT"/>
+        </w:rPr>
+        <w:t xml:space="preserve"> fue elegida por su eficiencia computacional y su capacidad para evitar el problema del gradiente desvanecido.</w:t>
+      </w:r>
+    </w:p>
+    <w:p>
+      <w:pPr>
+        <w:jc w:val="both"/>
+        <w:rPr>
+          <w:lang w:val="es-GT"/>
+        </w:rPr>
+      </w:pPr>
+      <w:r>
+        <w:rPr>
+          <w:lang w:val="es-GT"/>
+        </w:rPr>
+        <w:t>La capa de salida no utiliza función de activación, ya que en regresión se requiere predecir valores continuos.</w:t>
+      </w:r>
+    </w:p>
+    <w:p>
+      <w:pPr>
+        <w:jc w:val="both"/>
+        <w:rPr>
+          <w:lang w:val="es-GT"/>
+        </w:rPr>
+      </w:pPr>
+    </w:p>
+    <w:p>
+      <w:pPr>
+        <w:jc w:val="both"/>
+        <w:rPr>
+          <w:b/>
+          <w:bCs/>
+          <w:lang w:val="es-GT"/>
+        </w:rPr>
+      </w:pPr>
+      <w:r>
+        <w:rPr>
+          <w:b/>
+          <w:bCs/>
+          <w:lang w:val="es-GT"/>
+        </w:rPr>
+        <w:t>Función de pérdida y optimización</w:t>
+      </w:r>
+    </w:p>
+    <w:p>
+      <w:pPr>
+        <w:jc w:val="both"/>
+        <w:rPr>
+          <w:lang w:val="en-US"/>
+        </w:rPr>
+      </w:pPr>
+      <m:oMathPara>
+        <m:oMath>
+          <m:r>
+            <w:rPr>
+              <w:rFonts w:ascii="Cambria Math" w:hAnsi="Cambria Math"/>
+              <w:lang w:val="en-US"/>
+            </w:rPr>
+            <m:t>MSE(MeanSquaredError)</m:t>
+          </m:r>
+        </m:oMath>
+      </m:oMathPara>
+    </w:p>
+    <w:p>
+      <w:pPr>
+        <w:jc w:val="both"/>
+        <w:rPr>
+          <w:lang w:val="es-GT"/>
+        </w:rPr>
+      </w:pPr>
+      <w:r>
+        <w:rPr>
+          <w:lang w:val="es-GT"/>
+        </w:rPr>
+        <w:t>Esta función penaliza más fuertemente los errores grandes y es ampliamente utilizada en problemas de regresión.</w:t>
+      </w:r>
+    </w:p>
+    <w:p>
+      <w:pPr>
+        <w:jc w:val="both"/>
+        <w:rPr>
+          <w:lang w:val="es-GT"/>
+        </w:rPr>
+      </w:pPr>
+      <w:r>
+        <w:rPr>
+          <w:lang w:val="es-GT"/>
+        </w:rPr>
+        <w:t xml:space="preserve">Como optimizador se empleó Adam, con </w:t>
+      </w:r>
+      <w:proofErr w:type="spellStart"/>
+      <w:r>
+        <w:rPr>
+          <w:lang w:val="es-GT"/>
+        </w:rPr>
+        <w:t>learning</w:t>
+      </w:r>
+      <w:proofErr w:type="spellEnd"/>
+      <w:r>
+        <w:rPr>
+          <w:lang w:val="es-GT"/>
+        </w:rPr>
+        <w:t xml:space="preserve"> </w:t>
+      </w:r>
+      <w:proofErr w:type="spellStart"/>
+      <w:r>
+        <w:rPr>
+          <w:lang w:val="es-GT"/>
+        </w:rPr>
+        <w:t>rate</w:t>
+      </w:r>
+      <w:proofErr w:type="spellEnd"/>
+      <w:r>
+        <w:rPr>
+          <w:lang w:val="es-GT"/>
+        </w:rPr>
+        <w:t xml:space="preserve"> 0.001, debido a su capacidad de adaptación automática del paso de aprendizaje y su rápida convergencia.</w:t>
+      </w:r>
+    </w:p>
+    <w:p>
+      <w:pPr>
+        <w:jc w:val="both"/>
+        <w:rPr>
+          <w:lang w:val="es-GT"/>
+        </w:rPr>
+      </w:pPr>
+      <w:r>
+        <w:rPr>
+          <w:lang w:val="es-GT"/>
+        </w:rPr>
+        <w:t xml:space="preserve">Se utilizaron los siguientes </w:t>
+      </w:r>
+      <w:proofErr w:type="spellStart"/>
+      <w:r>
+        <w:rPr>
+          <w:lang w:val="es-GT"/>
+        </w:rPr>
+        <w:t>hiperparámetros</w:t>
+      </w:r>
+      <w:proofErr w:type="spellEnd"/>
+      <w:r>
+        <w:rPr>
+          <w:lang w:val="es-GT"/>
+        </w:rPr>
+        <w:t>:</w:t>
+      </w:r>
+    </w:p>
+    <w:p>
+      <w:pPr>
+        <w:numPr>
+          <w:ilvl w:val="0"/>
+          <w:numId w:val="47"/>
+        </w:numPr>
+        <w:jc w:val="both"/>
+        <w:rPr>
+          <w:lang w:val="en-US"/>
+        </w:rPr>
+      </w:pPr>
+      <w:r>
+        <w:rPr>
+          <w:lang w:val="en-US"/>
+        </w:rPr>
+        <w:lastRenderedPageBreak/>
+        <w:t>Learning rate: 0.001</w:t>
+      </w:r>
+    </w:p>
+    <w:p>
+      <w:pPr>
+        <w:numPr>
+          <w:ilvl w:val="0"/>
+          <w:numId w:val="47"/>
+        </w:numPr>
+        <w:jc w:val="both"/>
+        <w:rPr>
+          <w:lang w:val="en-US"/>
+        </w:rPr>
+      </w:pPr>
+      <w:r>
+        <w:rPr>
+          <w:lang w:val="en-US"/>
+        </w:rPr>
+        <w:t>Batch size: 32</w:t>
+      </w:r>
+    </w:p>
+    <w:p>
+      <w:pPr>
+        <w:numPr>
+          <w:ilvl w:val="0"/>
+          <w:numId w:val="47"/>
+        </w:numPr>
+        <w:jc w:val="both"/>
+        <w:rPr>
+          <w:lang w:val="en-US"/>
+        </w:rPr>
+      </w:pPr>
+      <w:r>
+        <w:rPr>
+          <w:lang w:val="en-US"/>
+        </w:rPr>
+        <w:t>Epochs: 50</w:t>
+      </w:r>
+    </w:p>
+    <w:p>
+      <w:pPr>
+        <w:numPr>
+          <w:ilvl w:val="0"/>
+          <w:numId w:val="47"/>
+        </w:numPr>
+        <w:jc w:val="both"/>
+        <w:rPr>
+          <w:lang w:val="en-US"/>
+        </w:rPr>
+      </w:pPr>
+      <w:r>
+        <w:rPr>
+          <w:lang w:val="en-US"/>
+        </w:rPr>
+        <w:t>Validation split: 0.2</w:t>
+      </w:r>
+    </w:p>
+    <w:p>
+      <w:pPr>
+        <w:jc w:val="both"/>
+        <w:rPr>
+          <w:lang w:val="es-GT"/>
+        </w:rPr>
+      </w:pPr>
+      <w:r>
+        <w:rPr>
+          <w:lang w:val="es-GT"/>
+        </w:rPr>
+        <w:t>Estos valores permitieron un entrenamiento estable sin evidencia de sobreajuste significativo.</w:t>
+      </w:r>
+    </w:p>
+    <w:p>
+      <w:pPr>
+        <w:jc w:val="both"/>
+        <w:rPr>
+          <w:lang w:val="es-GT"/>
+        </w:rPr>
+      </w:pPr>
+    </w:p>
+    <w:p>
+      <w:pPr>
+        <w:jc w:val="both"/>
+        <w:rPr>
+          <w:b/>
+          <w:bCs/>
+          <w:lang w:val="es-GT"/>
+        </w:rPr>
+      </w:pPr>
+      <w:r>
+        <w:rPr>
+          <w:b/>
+          <w:bCs/>
+          <w:lang w:val="es-GT"/>
+        </w:rPr>
+        <w:t>Evaluación del modelo</w:t>
+      </w:r>
+    </w:p>
+    <w:p>
+      <w:pPr>
+        <w:jc w:val="both"/>
+        <w:rPr>
+          <w:lang w:val="es-GT"/>
+        </w:rPr>
+      </w:pPr>
+      <w:r>
+        <w:rPr>
+          <w:lang w:val="es-GT"/>
+        </w:rPr>
+        <w:t>El modelo fue evaluado utilizando las siguientes métricas:</w:t>
+      </w:r>
+    </w:p>
+    <w:p>
+      <w:pPr>
+        <w:numPr>
+          <w:ilvl w:val="0"/>
+          <w:numId w:val="48"/>
+        </w:numPr>
+        <w:jc w:val="both"/>
+        <w:rPr>
+          <w:lang w:val="en-US"/>
+        </w:rPr>
+      </w:pPr>
+      <w:r>
+        <w:rPr>
+          <w:lang w:val="en-US"/>
+        </w:rPr>
+        <w:t>MSE: 0.2870</w:t>
+      </w:r>
+    </w:p>
+    <w:p>
+      <w:pPr>
+        <w:numPr>
+          <w:ilvl w:val="0"/>
+          <w:numId w:val="48"/>
+        </w:numPr>
+        <w:jc w:val="both"/>
+        <w:rPr>
+          <w:lang w:val="en-US"/>
+        </w:rPr>
+      </w:pPr>
+      <w:r>
+        <w:rPr>
+          <w:lang w:val="en-US"/>
+        </w:rPr>
+        <w:t>MAE: 0.3733</w:t>
+      </w:r>
+    </w:p>
+    <w:p>
+      <w:pPr>
+        <w:numPr>
+          <w:ilvl w:val="0"/>
+          <w:numId w:val="48"/>
+        </w:numPr>
+        <w:jc w:val="both"/>
+        <w:rPr>
+          <w:lang w:val="en-US"/>
+        </w:rPr>
+      </w:pPr>
+      <w:r>
+        <w:rPr>
+          <w:lang w:val="en-US"/>
+        </w:rPr>
+        <w:t>RMSE: 0.5358</w:t>
+      </w:r>
+    </w:p>
+    <w:p>
+      <w:pPr>
+        <w:jc w:val="both"/>
+        <w:rPr>
+          <w:lang w:val="es-GT"/>
+        </w:rPr>
+      </w:pPr>
+      <w:r>
+        <w:rPr>
+          <w:lang w:val="es-GT"/>
+        </w:rPr>
+        <w:t>El RMSE indica que el error promedio de predicción es aproximadamente 0.53 unidades en la escala del precio medio de vivienda.</w:t>
+      </w:r>
+    </w:p>
+    <w:p>
+      <w:pPr>
+        <w:jc w:val="both"/>
+        <w:rPr>
+          <w:lang w:val="es-GT"/>
+        </w:rPr>
+      </w:pPr>
+      <w:r>
+        <w:rPr>
+          <w:lang w:val="es-GT"/>
+        </w:rPr>
+        <w:t xml:space="preserve">El </w:t>
+      </w:r>
+      <w:proofErr w:type="spellStart"/>
+      <w:r>
+        <w:rPr>
+          <w:lang w:val="es-GT"/>
+        </w:rPr>
+        <w:t>scatter</w:t>
+      </w:r>
+      <w:proofErr w:type="spellEnd"/>
+      <w:r>
+        <w:rPr>
+          <w:lang w:val="es-GT"/>
+        </w:rPr>
+        <w:t xml:space="preserve"> </w:t>
+      </w:r>
+      <w:proofErr w:type="spellStart"/>
+      <w:r>
+        <w:rPr>
+          <w:lang w:val="es-GT"/>
+        </w:rPr>
+        <w:t>plot</w:t>
+      </w:r>
+      <w:proofErr w:type="spellEnd"/>
+      <w:r>
+        <w:rPr>
+          <w:lang w:val="es-GT"/>
+        </w:rPr>
+        <w:t xml:space="preserve"> de Predicciones vs Valores Reales muestra una fuerte correlación lineal, evidenciando una adecuada capacidad de generalización del modelo.</w:t>
+      </w:r>
+    </w:p>
+    <w:p>
+      <w:pPr>
+        <w:jc w:val="both"/>
+        <w:rPr>
+          <w:lang w:val="es-GT"/>
+        </w:rPr>
+      </w:pPr>
+      <w:r>
+        <w:rPr>
+          <w:lang w:val="es-GT"/>
+        </w:rPr>
+        <w:t>Finalmente, se generaron tres nuevas predicciones utilizando observaciones no vistas durante el entrenamiento, confirmando el funcionamiento correcto del modelo.</w:t>
+      </w:r>
+    </w:p>
+    <w:p>
+      <w:pPr>
+        <w:jc w:val="both"/>
+        <w:rPr>
+          <w:lang w:val="es-GT"/>
+        </w:rPr>
+      </w:pPr>
+    </w:p>
+    <w:p>
+      <w:pPr>
+        <w:jc w:val="both"/>
+        <w:rPr>
+          <w:lang w:val="es-GT"/>
+        </w:rPr>
+      </w:pPr>
+    </w:p>
+    <w:p>
+      <w:pPr>
+        <w:jc w:val="both"/>
+        <w:rPr>
+          <w:lang w:val="es-GT"/>
+        </w:rPr>
+      </w:pPr>
+    </w:p>
+    <w:p>
+      <w:pPr>
+        <w:jc w:val="both"/>
+        <w:rPr>
+          <w:lang w:val="es-GT"/>
+        </w:rPr>
+      </w:pPr>
+    </w:p>
+    <w:p>
+      <w:pPr>
+        <w:jc w:val="both"/>
+        <w:rPr>
+          <w:lang w:val="es-GT"/>
+        </w:rPr>
+      </w:pPr>
+    </w:p>
+    <w:p>
+      <w:pPr>
+        <w:jc w:val="both"/>
+        <w:rPr>
+          <w:lang w:val="es-GT"/>
+        </w:rPr>
+      </w:pPr>
+      <w:proofErr w:type="spellStart"/>
+      <w:r>
+        <w:rPr>
+          <w:lang w:val="es-GT"/>
+        </w:rPr>
+        <w:lastRenderedPageBreak/>
+        <w:t>Scatter</w:t>
+      </w:r>
+      <w:proofErr w:type="spellEnd"/>
+      <w:r>
+        <w:rPr>
+          <w:lang w:val="es-GT"/>
+        </w:rPr>
+        <w:t xml:space="preserve"> </w:t>
+      </w:r>
+      <w:proofErr w:type="spellStart"/>
+      <w:r>
+        <w:rPr>
+          <w:lang w:val="es-GT"/>
+        </w:rPr>
+        <w:t>plot</w:t>
+      </w:r>
+      <w:proofErr w:type="spellEnd"/>
+    </w:p>
+    <w:p>
+      <w:pPr>
+        <w:jc w:val="center"/>
+        <w:rPr>
+          <w:lang w:val="es-GT"/>
+        </w:rPr>
+      </w:pPr>
+      <w:r>
+        <w:rPr>
+          <w:noProof/>
+          <w:lang w:val="es-GT"/>
+        </w:rPr>
+        <w:drawing>
+          <wp:inline distT="0" distB="0" distL="0" distR="0" wp14:anchorId="336F6BA1" wp14:editId="43D3FF19">
+            <wp:extent cx="4377267" cy="4377267"/>
+            <wp:effectExtent l="0" t="0" r="4445" b="4445"/>
+            <wp:docPr id="970928153" name="Imagen 1"/>
+            <wp:cNvGraphicFramePr>
+              <a:graphicFrameLocks xmlns:a="http://schemas.openxmlformats.org/drawingml/2006/main" noChangeAspect="1"/>
+            </wp:cNvGraphicFramePr>
+            <a:graphic xmlns:a="http://schemas.openxmlformats.org/drawingml/2006/main">
+              <a:graphicData uri="http://schemas.openxmlformats.org/drawingml/2006/picture">
+                <pic:pic xmlns:pic="http://schemas.openxmlformats.org/drawingml/2006/picture">
+                  <pic:nvPicPr>
+                    <pic:cNvPr id="0" name="Picture 2"/>
+                    <pic:cNvPicPr>
+                      <a:picLocks noChangeAspect="1" noChangeArrowheads="1"/>
+                    </pic:cNvPicPr>
+                  </pic:nvPicPr>
+                  <pic:blipFill>
+                    <a:blip r:embed="rId15">
+                      <a:extLst>
+                        <a:ext uri="{28A0092B-C50C-407E-A947-70E740481C1C}">
+                          <a14:useLocalDpi xmlns:a14="http://schemas.microsoft.com/office/drawing/2010/main" val="0"/>
+                        </a:ext>
+                      </a:extLst>
+                    </a:blip>
+                    <a:srcRect/>
+                    <a:stretch>
+                      <a:fillRect/>
+                    </a:stretch>
+                  </pic:blipFill>
+                  <pic:spPr bwMode="auto">
+                    <a:xfrm>
+                      <a:off x="0" y="0"/>
+                      <a:ext cx="4378854" cy="4378854"/>
+                    </a:xfrm>
+                    <a:prstGeom prst="rect">
+                      <a:avLst/>
+                    </a:prstGeom>
+                    <a:noFill/>
+                    <a:ln>
+                      <a:noFill/>
+                    </a:ln>
+                  </pic:spPr>
+                </pic:pic>
+              </a:graphicData>
+            </a:graphic>
+          </wp:inline>
+        </w:drawing>
+      </w:r>
+    </w:p>
+    <w:p>
+      <w:pPr>
+        <w:rPr>
+          <w:lang w:val="es-GT"/>
+        </w:rPr>
+      </w:pPr>
+      <w:proofErr w:type="spellStart"/>
+      <w:r>
+        <w:rPr>
+          <w:lang w:val="es-GT"/>
+        </w:rPr>
+        <w:t>Metricas</w:t>
+      </w:r>
+      <w:proofErr w:type="spellEnd"/>
+      <w:r>
+        <w:rPr>
+          <w:lang w:val="es-GT"/>
+        </w:rPr>
+        <w:t xml:space="preserve"> de regresión</w:t>
+      </w:r>
+    </w:p>
+    <w:p>
+      <w:pPr>
+        <w:jc w:val="center"/>
+        <w:rPr>
+          <w:lang w:val="es-GT"/>
+        </w:rPr>
+      </w:pPr>
+      <w:r>
+        <w:rPr>
+          <w:lang w:val="es-GT"/>
+        </w:rPr>
+        <w:drawing>
+          <wp:inline distT="0" distB="0" distL="0" distR="0" wp14:anchorId="141C217F" wp14:editId="163DB338">
+            <wp:extent cx="1609950" cy="971686"/>
+            <wp:effectExtent l="0" t="0" r="9525" b="0"/>
+            <wp:docPr id="983013163" name="Imagen 1"/>
+            <wp:cNvGraphicFramePr>
+              <a:graphicFrameLocks xmlns:a="http://schemas.openxmlformats.org/drawingml/2006/main" noChangeAspect="1"/>
+            </wp:cNvGraphicFramePr>
+            <a:graphic xmlns:a="http://schemas.openxmlformats.org/drawingml/2006/main">
+              <a:graphicData uri="http://schemas.openxmlformats.org/drawingml/2006/picture">
+                <pic:pic xmlns:pic="http://schemas.openxmlformats.org/drawingml/2006/picture">
+                  <pic:nvPicPr>
+                    <pic:cNvPr id="983013163" name=""/>
+                    <pic:cNvPicPr/>
+                  </pic:nvPicPr>
+                  <pic:blipFill>
+                    <a:blip r:embed="rId16"/>
+                    <a:stretch>
+                      <a:fillRect/>
+                    </a:stretch>
+                  </pic:blipFill>
+                  <pic:spPr>
+                    <a:xfrm>
+                      <a:off x="0" y="0"/>
+                      <a:ext cx="1609950" cy="971686"/>
+                    </a:xfrm>
+                    <a:prstGeom prst="rect">
+                      <a:avLst/>
+                    </a:prstGeom>
+                  </pic:spPr>
+                </pic:pic>
+              </a:graphicData>
+            </a:graphic>
+          </wp:inline>
+        </w:drawing>
+      </w:r>
+    </w:p>
+    <w:p>
+      <w:pPr>
+        <w:rPr>
+          <w:lang w:val="es-GT"/>
+        </w:rPr>
+      </w:pPr>
+      <w:r>
+        <w:rPr>
+          <w:lang w:val="es-GT"/>
+        </w:rPr>
+        <w:t>Predicciones nuevas</w:t>
+      </w:r>
+    </w:p>
+    <w:p>
+      <w:pPr>
+        <w:jc w:val="center"/>
+        <w:rPr>
+          <w:lang w:val="es-GT"/>
+        </w:rPr>
+      </w:pPr>
+      <w:r>
+        <w:rPr>
+          <w:lang w:val="es-GT"/>
+        </w:rPr>
+        <w:drawing>
+          <wp:inline distT="0" distB="0" distL="0" distR="0" wp14:anchorId="10280116" wp14:editId="69BE5C77">
+            <wp:extent cx="2705478" cy="828791"/>
+            <wp:effectExtent l="0" t="0" r="0" b="9525"/>
+            <wp:docPr id="754362075" name="Imagen 1"/>
+            <wp:cNvGraphicFramePr>
+              <a:graphicFrameLocks xmlns:a="http://schemas.openxmlformats.org/drawingml/2006/main" noChangeAspect="1"/>
+            </wp:cNvGraphicFramePr>
+            <a:graphic xmlns:a="http://schemas.openxmlformats.org/drawingml/2006/main">
+              <a:graphicData uri="http://schemas.openxmlformats.org/drawingml/2006/picture">
+                <pic:pic xmlns:pic="http://schemas.openxmlformats.org/drawingml/2006/picture">
+                  <pic:nvPicPr>
+                    <pic:cNvPr id="754362075" name=""/>
+                    <pic:cNvPicPr/>
+                  </pic:nvPicPr>
+                  <pic:blipFill>
+                    <a:blip r:embed="rId17"/>
+                    <a:stretch>
+                      <a:fillRect/>
+                    </a:stretch>
+                  </pic:blipFill>
+                  <pic:spPr>
+                    <a:xfrm>
+                      <a:off x="0" y="0"/>
+                      <a:ext cx="2705478" cy="828791"/>
+                    </a:xfrm>
+                    <a:prstGeom prst="rect">
+                      <a:avLst/>
+                    </a:prstGeom>
+                  </pic:spPr>
+                </pic:pic>
+              </a:graphicData>
+            </a:graphic>
+          </wp:inline>
+        </w:drawing>
+      </w:r>
+    </w:p>
+    <w:p>
+      <w:pPr>
+        <w:jc w:val="center"/>
+        <w:rPr>
+          <w:b/>
+          <w:bCs/>
+          <w:sz w:val="28"/>
+          <w:szCs w:val="24"/>
+          <w:lang w:val="es-GT"/>
+        </w:rPr>
+      </w:pPr>
+      <w:r>
+        <w:rPr>
+          <w:b/>
+          <w:bCs/>
+          <w:sz w:val="28"/>
+          <w:szCs w:val="24"/>
+          <w:lang w:val="es-GT"/>
+        </w:rPr>
+        <w:lastRenderedPageBreak/>
+        <w:t>Conclusión</w:t>
+      </w:r>
+    </w:p>
+    <w:p>
+      <w:pPr>
+        <w:jc w:val="both"/>
+        <w:rPr>
+          <w:lang w:val="es-GT"/>
+        </w:rPr>
+      </w:pPr>
+      <w:r>
+        <w:rPr>
+          <w:lang w:val="es-GT"/>
+        </w:rPr>
+        <w:t xml:space="preserve">El presente laboratorio permitió diseñar e implementar redes neuronales </w:t>
+      </w:r>
+      <w:proofErr w:type="spellStart"/>
+      <w:r>
+        <w:rPr>
+          <w:lang w:val="es-GT"/>
+        </w:rPr>
+        <w:t>fully</w:t>
+      </w:r>
+      <w:proofErr w:type="spellEnd"/>
+      <w:r>
+        <w:rPr>
+          <w:lang w:val="es-GT"/>
+        </w:rPr>
+        <w:t xml:space="preserve"> </w:t>
+      </w:r>
+      <w:proofErr w:type="spellStart"/>
+      <w:r>
+        <w:rPr>
+          <w:lang w:val="es-GT"/>
+        </w:rPr>
+        <w:t>connected</w:t>
+      </w:r>
+      <w:proofErr w:type="spellEnd"/>
+      <w:r>
+        <w:rPr>
+          <w:lang w:val="es-GT"/>
+        </w:rPr>
+        <w:t xml:space="preserve"> para resolver un problema de clasificación multiclase y un problema de regresión utilizando la librería </w:t>
+      </w:r>
+      <w:proofErr w:type="spellStart"/>
+      <w:proofErr w:type="gramStart"/>
+      <w:r>
+        <w:rPr>
+          <w:lang w:val="es-GT"/>
+        </w:rPr>
+        <w:t>tensorflow.keras</w:t>
+      </w:r>
+      <w:proofErr w:type="spellEnd"/>
+      <w:proofErr w:type="gramEnd"/>
+      <w:r>
+        <w:rPr>
+          <w:lang w:val="es-GT"/>
+        </w:rPr>
+        <w:t>.</w:t>
+      </w:r>
+    </w:p>
+    <w:p>
+      <w:pPr>
+        <w:jc w:val="both"/>
+        <w:rPr>
+          <w:lang w:val="es-GT"/>
+        </w:rPr>
+      </w:pPr>
+    </w:p>
+    <w:p>
+      <w:pPr>
+        <w:jc w:val="both"/>
+        <w:rPr>
+          <w:lang w:val="es-GT"/>
+        </w:rPr>
+      </w:pPr>
+      <w:r>
+        <w:rPr>
+          <w:lang w:val="es-GT"/>
+        </w:rPr>
+        <w:t xml:space="preserve">En el problema de clasificación de dígitos, el modelo alcanzó una </w:t>
+      </w:r>
+      <w:proofErr w:type="spellStart"/>
+      <w:r>
+        <w:rPr>
+          <w:lang w:val="es-GT"/>
+        </w:rPr>
+        <w:t>accuracy</w:t>
+      </w:r>
+      <w:proofErr w:type="spellEnd"/>
+      <w:r>
+        <w:rPr>
+          <w:lang w:val="es-GT"/>
+        </w:rPr>
+        <w:t xml:space="preserve"> del 97.78% en el conjunto de prueba, evidenciando una excelente capacidad de generalización. La matriz de confusión mostró que la mayoría de las predicciones se concentraron en la diagonal principal, con errores mínimos asociados principalmente a dígitos visualmente similares. Esto confirma que una arquitectura con dos capas ocultas es suficiente para capturar patrones espaciales aplanados cuando los datos son adecuadamente normalizados.</w:t>
+      </w:r>
+    </w:p>
+    <w:p>
+      <w:pPr>
+        <w:jc w:val="both"/>
+        <w:rPr>
+          <w:lang w:val="es-GT"/>
+        </w:rPr>
+      </w:pPr>
+      <w:r>
+        <w:rPr>
+          <w:lang w:val="es-GT"/>
+        </w:rPr>
+        <w:t>En el problema de regresión de precios de vivienda, el modelo obtuvo un RMSE de 0.5358, demostrando una capacidad predictiva adecuada. El uso de estandarización fue fundamental para garantizar estabilidad numérica y correcta convergencia del modelo. El gráfico de dispersión evidenció una correlación positiva clara entre valores reales y predicciones, confirmando la efectividad de la arquitectura profunda utilizada.</w:t>
+      </w:r>
+    </w:p>
+    <w:p>
+      <w:pPr>
+        <w:jc w:val="both"/>
+        <w:rPr>
+          <w:lang w:val="es-GT"/>
+        </w:rPr>
+      </w:pPr>
+      <w:r>
+        <w:rPr>
+          <w:lang w:val="es-GT"/>
+        </w:rPr>
+        <w:t xml:space="preserve">Se </w:t>
+      </w:r>
+      <w:r>
+        <w:rPr>
+          <w:lang w:val="es-GT"/>
+        </w:rPr>
+        <w:t>permitió comprender de manera práctica cómo las redes neuronales densas pueden adaptarse tanto a tareas de clasificación como de regresión, reforzando conceptos fundamentales de diseño, entrenamiento y evaluación de modelos de aprendizaje profundo.</w:t>
+      </w:r>
     </w:p>
     <w:sectPr>
-      <w:headerReference w:type="default" r:id="rId15"/>
-      <w:footerReference w:type="default" r:id="rId16"/>
+      <w:headerReference w:type="default" r:id="rId18"/>
+      <w:footerReference w:type="default" r:id="rId19"/>
       <w:pgSz w:w="12240" w:h="15840"/>
       <w:pgMar w:top="1440" w:right="1440" w:bottom="1440" w:left="1440" w:header="720" w:footer="720" w:gutter="0"/>
       <w:cols w:space="720"/>
@@ -1208,6 +2671,155 @@
     </w:lvl>
   </w:abstractNum>
   <w:abstractNum w:abstractNumId="1" w15:restartNumberingAfterBreak="0">
+    <w:nsid w:val="0491678E"/>
+    <w:multiLevelType w:val="multilevel"/>
+    <w:tmpl w:val="F5C64CA6"/>
+    <w:lvl w:ilvl="0">
+      <w:start w:val="1"/>
+      <w:numFmt w:val="bullet"/>
+      <w:lvlText w:val=""/>
+      <w:lvlJc w:val="left"/>
+      <w:pPr>
+        <w:tabs>
+          <w:tab w:val="num" w:pos="720"/>
+        </w:tabs>
+        <w:ind w:left="720" w:hanging="360"/>
+      </w:pPr>
+      <w:rPr>
+        <w:rFonts w:ascii="Symbol" w:hAnsi="Symbol" w:hint="default"/>
+        <w:sz w:val="20"/>
+      </w:rPr>
+    </w:lvl>
+    <w:lvl w:ilvl="1" w:tentative="1">
+      <w:start w:val="1"/>
+      <w:numFmt w:val="bullet"/>
+      <w:lvlText w:val="o"/>
+      <w:lvlJc w:val="left"/>
+      <w:pPr>
+        <w:tabs>
+          <w:tab w:val="num" w:pos="1440"/>
+        </w:tabs>
+        <w:ind w:left="1440" w:hanging="360"/>
+      </w:pPr>
+      <w:rPr>
+        <w:rFonts w:ascii="Courier New" w:hAnsi="Courier New" w:hint="default"/>
+        <w:sz w:val="20"/>
+      </w:rPr>
+    </w:lvl>
+    <w:lvl w:ilvl="2" w:tentative="1">
+      <w:start w:val="1"/>
+      <w:numFmt w:val="bullet"/>
+      <w:lvlText w:val=""/>
+      <w:lvlJc w:val="left"/>
+      <w:pPr>
+        <w:tabs>
+          <w:tab w:val="num" w:pos="2160"/>
+        </w:tabs>
+        <w:ind w:left="2160" w:hanging="360"/>
+      </w:pPr>
+      <w:rPr>
+        <w:rFonts w:ascii="Wingdings" w:hAnsi="Wingdings" w:hint="default"/>
+        <w:sz w:val="20"/>
+      </w:rPr>
+    </w:lvl>
+    <w:lvl w:ilvl="3" w:tentative="1">
+      <w:start w:val="1"/>
+      <w:numFmt w:val="bullet"/>
+      <w:lvlText w:val=""/>
+      <w:lvlJc w:val="left"/>
+      <w:pPr>
+        <w:tabs>
+          <w:tab w:val="num" w:pos="2880"/>
+        </w:tabs>
+        <w:ind w:left="2880" w:hanging="360"/>
+      </w:pPr>
+      <w:rPr>
+        <w:rFonts w:ascii="Wingdings" w:hAnsi="Wingdings" w:hint="default"/>
+        <w:sz w:val="20"/>
+      </w:rPr>
+    </w:lvl>
+    <w:lvl w:ilvl="4" w:tentative="1">
+      <w:start w:val="1"/>
+      <w:numFmt w:val="bullet"/>
+      <w:lvlText w:val=""/>
+      <w:lvlJc w:val="left"/>
+      <w:pPr>
+        <w:tabs>
+          <w:tab w:val="num" w:pos="3600"/>
+        </w:tabs>
+        <w:ind w:left="3600" w:hanging="360"/>
+      </w:pPr>
+      <w:rPr>
+        <w:rFonts w:ascii="Wingdings" w:hAnsi="Wingdings" w:hint="default"/>
+        <w:sz w:val="20"/>
+      </w:rPr>
+    </w:lvl>
+    <w:lvl w:ilvl="5" w:tentative="1">
+      <w:start w:val="1"/>
+      <w:numFmt w:val="bullet"/>
+      <w:lvlText w:val=""/>
+      <w:lvlJc w:val="left"/>
+      <w:pPr>
+        <w:tabs>
+          <w:tab w:val="num" w:pos="4320"/>
+        </w:tabs>
+        <w:ind w:left="4320" w:hanging="360"/>
+      </w:pPr>
+      <w:rPr>
+        <w:rFonts w:ascii="Wingdings" w:hAnsi="Wingdings" w:hint="default"/>
+        <w:sz w:val="20"/>
+      </w:rPr>
+    </w:lvl>
+    <w:lvl w:ilvl="6" w:tentative="1">
+      <w:start w:val="1"/>
+      <w:numFmt w:val="bullet"/>
+      <w:lvlText w:val=""/>
+      <w:lvlJc w:val="left"/>
+      <w:pPr>
+        <w:tabs>
+          <w:tab w:val="num" w:pos="5040"/>
+        </w:tabs>
+        <w:ind w:left="5040" w:hanging="360"/>
+      </w:pPr>
+      <w:rPr>
+        <w:rFonts w:ascii="Wingdings" w:hAnsi="Wingdings" w:hint="default"/>
+        <w:sz w:val="20"/>
+      </w:rPr>
+    </w:lvl>
+    <w:lvl w:ilvl="7" w:tentative="1">
+      <w:start w:val="1"/>
+      <w:numFmt w:val="bullet"/>
+      <w:lvlText w:val=""/>
+      <w:lvlJc w:val="left"/>
+      <w:pPr>
+        <w:tabs>
+          <w:tab w:val="num" w:pos="5760"/>
+        </w:tabs>
+        <w:ind w:left="5760" w:hanging="360"/>
+      </w:pPr>
+      <w:rPr>
+        <w:rFonts w:ascii="Wingdings" w:hAnsi="Wingdings" w:hint="default"/>
+        <w:sz w:val="20"/>
+      </w:rPr>
+    </w:lvl>
+    <w:lvl w:ilvl="8" w:tentative="1">
+      <w:start w:val="1"/>
+      <w:numFmt w:val="bullet"/>
+      <w:lvlText w:val=""/>
+      <w:lvlJc w:val="left"/>
+      <w:pPr>
+        <w:tabs>
+          <w:tab w:val="num" w:pos="6480"/>
+        </w:tabs>
+        <w:ind w:left="6480" w:hanging="360"/>
+      </w:pPr>
+      <w:rPr>
+        <w:rFonts w:ascii="Wingdings" w:hAnsi="Wingdings" w:hint="default"/>
+        <w:sz w:val="20"/>
+      </w:rPr>
+    </w:lvl>
+  </w:abstractNum>
+  <w:abstractNum w:abstractNumId="2" w15:restartNumberingAfterBreak="0">
     <w:nsid w:val="05762D9F"/>
     <w:multiLevelType w:val="multilevel"/>
     <w:tmpl w:val="C8BE95EC"/>
@@ -1352,7 +2964,7 @@
       </w:rPr>
     </w:lvl>
   </w:abstractNum>
-  <w:abstractNum w:abstractNumId="2" w15:restartNumberingAfterBreak="0">
+  <w:abstractNum w:abstractNumId="3" w15:restartNumberingAfterBreak="0">
     <w:nsid w:val="0CEB3C35"/>
     <w:multiLevelType w:val="multilevel"/>
     <w:tmpl w:val="E2628C24"/>
@@ -1501,7 +3113,7 @@
       </w:rPr>
     </w:lvl>
   </w:abstractNum>
-  <w:abstractNum w:abstractNumId="3" w15:restartNumberingAfterBreak="0">
+  <w:abstractNum w:abstractNumId="4" w15:restartNumberingAfterBreak="0">
     <w:nsid w:val="0E8F33D1"/>
     <w:multiLevelType w:val="hybridMultilevel"/>
     <w:tmpl w:val="C02284CE"/>
@@ -1614,7 +3226,7 @@
       </w:rPr>
     </w:lvl>
   </w:abstractNum>
-  <w:abstractNum w:abstractNumId="4" w15:restartNumberingAfterBreak="0">
+  <w:abstractNum w:abstractNumId="5" w15:restartNumberingAfterBreak="0">
     <w:nsid w:val="11621026"/>
     <w:multiLevelType w:val="multilevel"/>
     <w:tmpl w:val="6D8E5846"/>
@@ -1763,7 +3375,7 @@
       </w:rPr>
     </w:lvl>
   </w:abstractNum>
-  <w:abstractNum w:abstractNumId="5" w15:restartNumberingAfterBreak="0">
+  <w:abstractNum w:abstractNumId="6" w15:restartNumberingAfterBreak="0">
     <w:nsid w:val="1B234AE5"/>
     <w:multiLevelType w:val="hybridMultilevel"/>
     <w:tmpl w:val="DA7C7F54"/>
@@ -1876,7 +3488,7 @@
       </w:rPr>
     </w:lvl>
   </w:abstractNum>
-  <w:abstractNum w:abstractNumId="6" w15:restartNumberingAfterBreak="0">
+  <w:abstractNum w:abstractNumId="7" w15:restartNumberingAfterBreak="0">
     <w:nsid w:val="22042131"/>
     <w:multiLevelType w:val="multilevel"/>
     <w:tmpl w:val="2942329A"/>
@@ -2025,7 +3637,7 @@
       </w:rPr>
     </w:lvl>
   </w:abstractNum>
-  <w:abstractNum w:abstractNumId="7" w15:restartNumberingAfterBreak="0">
+  <w:abstractNum w:abstractNumId="8" w15:restartNumberingAfterBreak="0">
     <w:nsid w:val="250F68C3"/>
     <w:multiLevelType w:val="hybridMultilevel"/>
     <w:tmpl w:val="EA68322C"/>
@@ -2138,7 +3750,7 @@
       </w:rPr>
     </w:lvl>
   </w:abstractNum>
-  <w:abstractNum w:abstractNumId="8" w15:restartNumberingAfterBreak="0">
+  <w:abstractNum w:abstractNumId="9" w15:restartNumberingAfterBreak="0">
     <w:nsid w:val="29084629"/>
     <w:multiLevelType w:val="hybridMultilevel"/>
     <w:tmpl w:val="A382228A"/>
@@ -2251,7 +3863,7 @@
       </w:rPr>
     </w:lvl>
   </w:abstractNum>
-  <w:abstractNum w:abstractNumId="9" w15:restartNumberingAfterBreak="0">
+  <w:abstractNum w:abstractNumId="10" w15:restartNumberingAfterBreak="0">
     <w:nsid w:val="2AB06353"/>
     <w:multiLevelType w:val="hybridMultilevel"/>
     <w:tmpl w:val="87DC88BE"/>
@@ -2364,7 +3976,7 @@
       </w:rPr>
     </w:lvl>
   </w:abstractNum>
-  <w:abstractNum w:abstractNumId="10" w15:restartNumberingAfterBreak="0">
+  <w:abstractNum w:abstractNumId="11" w15:restartNumberingAfterBreak="0">
     <w:nsid w:val="2B970391"/>
     <w:multiLevelType w:val="hybridMultilevel"/>
     <w:tmpl w:val="1852631C"/>
@@ -2477,7 +4089,7 @@
       </w:rPr>
     </w:lvl>
   </w:abstractNum>
-  <w:abstractNum w:abstractNumId="11" w15:restartNumberingAfterBreak="0">
+  <w:abstractNum w:abstractNumId="12" w15:restartNumberingAfterBreak="0">
     <w:nsid w:val="2B981F31"/>
     <w:multiLevelType w:val="multilevel"/>
     <w:tmpl w:val="C5E2EED8"/>
@@ -2626,7 +4238,7 @@
       </w:rPr>
     </w:lvl>
   </w:abstractNum>
-  <w:abstractNum w:abstractNumId="12" w15:restartNumberingAfterBreak="0">
+  <w:abstractNum w:abstractNumId="13" w15:restartNumberingAfterBreak="0">
     <w:nsid w:val="2DB007FD"/>
     <w:multiLevelType w:val="hybridMultilevel"/>
     <w:tmpl w:val="491E98DA"/>
@@ -2739,7 +4351,7 @@
       </w:rPr>
     </w:lvl>
   </w:abstractNum>
-  <w:abstractNum w:abstractNumId="13" w15:restartNumberingAfterBreak="0">
+  <w:abstractNum w:abstractNumId="14" w15:restartNumberingAfterBreak="0">
     <w:nsid w:val="32BA54BD"/>
     <w:multiLevelType w:val="multilevel"/>
     <w:tmpl w:val="25DCC03C"/>
@@ -2888,7 +4500,7 @@
       </w:rPr>
     </w:lvl>
   </w:abstractNum>
-  <w:abstractNum w:abstractNumId="14" w15:restartNumberingAfterBreak="0">
+  <w:abstractNum w:abstractNumId="15" w15:restartNumberingAfterBreak="0">
     <w:nsid w:val="351A7091"/>
     <w:multiLevelType w:val="hybridMultilevel"/>
     <w:tmpl w:val="5C024984"/>
@@ -3001,7 +4613,7 @@
       </w:rPr>
     </w:lvl>
   </w:abstractNum>
-  <w:abstractNum w:abstractNumId="15" w15:restartNumberingAfterBreak="0">
+  <w:abstractNum w:abstractNumId="16" w15:restartNumberingAfterBreak="0">
     <w:nsid w:val="36BC7CAD"/>
     <w:multiLevelType w:val="hybridMultilevel"/>
     <w:tmpl w:val="4188825C"/>
@@ -3114,7 +4726,7 @@
       </w:rPr>
     </w:lvl>
   </w:abstractNum>
-  <w:abstractNum w:abstractNumId="16" w15:restartNumberingAfterBreak="0">
+  <w:abstractNum w:abstractNumId="17" w15:restartNumberingAfterBreak="0">
     <w:nsid w:val="38B06D00"/>
     <w:multiLevelType w:val="hybridMultilevel"/>
     <w:tmpl w:val="AC28FEF8"/>
@@ -3227,7 +4839,7 @@
       </w:rPr>
     </w:lvl>
   </w:abstractNum>
-  <w:abstractNum w:abstractNumId="17" w15:restartNumberingAfterBreak="0">
+  <w:abstractNum w:abstractNumId="18" w15:restartNumberingAfterBreak="0">
     <w:nsid w:val="3B2D675D"/>
     <w:multiLevelType w:val="hybridMultilevel"/>
     <w:tmpl w:val="ADB8DD50"/>
@@ -3316,7 +4928,7 @@
       </w:pPr>
     </w:lvl>
   </w:abstractNum>
-  <w:abstractNum w:abstractNumId="18" w15:restartNumberingAfterBreak="0">
+  <w:abstractNum w:abstractNumId="19" w15:restartNumberingAfterBreak="0">
     <w:nsid w:val="3E3239BC"/>
     <w:multiLevelType w:val="multilevel"/>
     <w:tmpl w:val="35FED9F8"/>
@@ -3465,7 +5077,7 @@
       </w:rPr>
     </w:lvl>
   </w:abstractNum>
-  <w:abstractNum w:abstractNumId="19" w15:restartNumberingAfterBreak="0">
+  <w:abstractNum w:abstractNumId="20" w15:restartNumberingAfterBreak="0">
     <w:nsid w:val="3EB4376D"/>
     <w:multiLevelType w:val="hybridMultilevel"/>
     <w:tmpl w:val="7AA6A440"/>
@@ -3578,7 +5190,7 @@
       </w:rPr>
     </w:lvl>
   </w:abstractNum>
-  <w:abstractNum w:abstractNumId="20" w15:restartNumberingAfterBreak="0">
+  <w:abstractNum w:abstractNumId="21" w15:restartNumberingAfterBreak="0">
     <w:nsid w:val="3EE52A46"/>
     <w:multiLevelType w:val="hybridMultilevel"/>
     <w:tmpl w:val="FDA099D4"/>
@@ -3691,7 +5303,7 @@
       </w:rPr>
     </w:lvl>
   </w:abstractNum>
-  <w:abstractNum w:abstractNumId="21" w15:restartNumberingAfterBreak="0">
+  <w:abstractNum w:abstractNumId="22" w15:restartNumberingAfterBreak="0">
     <w:nsid w:val="42A27489"/>
     <w:multiLevelType w:val="multilevel"/>
     <w:tmpl w:val="02DC0C6C"/>
@@ -3840,7 +5452,7 @@
       </w:rPr>
     </w:lvl>
   </w:abstractNum>
-  <w:abstractNum w:abstractNumId="22" w15:restartNumberingAfterBreak="0">
+  <w:abstractNum w:abstractNumId="23" w15:restartNumberingAfterBreak="0">
     <w:nsid w:val="43D34496"/>
     <w:multiLevelType w:val="multilevel"/>
     <w:tmpl w:val="CD5E4C08"/>
@@ -3989,7 +5601,7 @@
       </w:rPr>
     </w:lvl>
   </w:abstractNum>
-  <w:abstractNum w:abstractNumId="23" w15:restartNumberingAfterBreak="0">
+  <w:abstractNum w:abstractNumId="24" w15:restartNumberingAfterBreak="0">
     <w:nsid w:val="463117D4"/>
     <w:multiLevelType w:val="hybridMultilevel"/>
     <w:tmpl w:val="C568AD28"/>
@@ -4102,7 +5714,7 @@
       </w:rPr>
     </w:lvl>
   </w:abstractNum>
-  <w:abstractNum w:abstractNumId="24" w15:restartNumberingAfterBreak="0">
+  <w:abstractNum w:abstractNumId="25" w15:restartNumberingAfterBreak="0">
     <w:nsid w:val="488731EF"/>
     <w:multiLevelType w:val="hybridMultilevel"/>
     <w:tmpl w:val="A68CDE2E"/>
@@ -4215,7 +5827,7 @@
       </w:rPr>
     </w:lvl>
   </w:abstractNum>
-  <w:abstractNum w:abstractNumId="25" w15:restartNumberingAfterBreak="0">
+  <w:abstractNum w:abstractNumId="26" w15:restartNumberingAfterBreak="0">
     <w:nsid w:val="4AED2C13"/>
     <w:multiLevelType w:val="multilevel"/>
     <w:tmpl w:val="0D0C08EE"/>
@@ -4364,7 +5976,7 @@
       </w:rPr>
     </w:lvl>
   </w:abstractNum>
-  <w:abstractNum w:abstractNumId="26" w15:restartNumberingAfterBreak="0">
+  <w:abstractNum w:abstractNumId="27" w15:restartNumberingAfterBreak="0">
     <w:nsid w:val="4B3877C4"/>
     <w:multiLevelType w:val="hybridMultilevel"/>
     <w:tmpl w:val="E4BEC9B0"/>
@@ -4477,7 +6089,7 @@
       </w:rPr>
     </w:lvl>
   </w:abstractNum>
-  <w:abstractNum w:abstractNumId="27" w15:restartNumberingAfterBreak="0">
+  <w:abstractNum w:abstractNumId="28" w15:restartNumberingAfterBreak="0">
     <w:nsid w:val="4E154D7B"/>
     <w:multiLevelType w:val="multilevel"/>
     <w:tmpl w:val="605412B2"/>
@@ -4626,7 +6238,7 @@
       </w:rPr>
     </w:lvl>
   </w:abstractNum>
-  <w:abstractNum w:abstractNumId="28" w15:restartNumberingAfterBreak="0">
+  <w:abstractNum w:abstractNumId="29" w15:restartNumberingAfterBreak="0">
     <w:nsid w:val="50324783"/>
     <w:multiLevelType w:val="multilevel"/>
     <w:tmpl w:val="82DE06AE"/>
@@ -4775,7 +6387,7 @@
       </w:rPr>
     </w:lvl>
   </w:abstractNum>
-  <w:abstractNum w:abstractNumId="29" w15:restartNumberingAfterBreak="0">
+  <w:abstractNum w:abstractNumId="30" w15:restartNumberingAfterBreak="0">
     <w:nsid w:val="50D95D59"/>
     <w:multiLevelType w:val="multilevel"/>
     <w:tmpl w:val="D3C02876"/>
@@ -4924,7 +6536,7 @@
       </w:rPr>
     </w:lvl>
   </w:abstractNum>
-  <w:abstractNum w:abstractNumId="30" w15:restartNumberingAfterBreak="0">
+  <w:abstractNum w:abstractNumId="31" w15:restartNumberingAfterBreak="0">
     <w:nsid w:val="51AF731C"/>
     <w:multiLevelType w:val="hybridMultilevel"/>
     <w:tmpl w:val="B9741584"/>
@@ -5037,7 +6649,7 @@
       </w:rPr>
     </w:lvl>
   </w:abstractNum>
-  <w:abstractNum w:abstractNumId="31" w15:restartNumberingAfterBreak="0">
+  <w:abstractNum w:abstractNumId="32" w15:restartNumberingAfterBreak="0">
     <w:nsid w:val="53134B09"/>
     <w:multiLevelType w:val="multilevel"/>
     <w:tmpl w:val="DD907616"/>
@@ -5186,7 +6798,156 @@
       </w:rPr>
     </w:lvl>
   </w:abstractNum>
-  <w:abstractNum w:abstractNumId="32" w15:restartNumberingAfterBreak="0">
+  <w:abstractNum w:abstractNumId="33" w15:restartNumberingAfterBreak="0">
+    <w:nsid w:val="59F309C9"/>
+    <w:multiLevelType w:val="multilevel"/>
+    <w:tmpl w:val="3118B6A0"/>
+    <w:lvl w:ilvl="0">
+      <w:start w:val="1"/>
+      <w:numFmt w:val="bullet"/>
+      <w:lvlText w:val=""/>
+      <w:lvlJc w:val="left"/>
+      <w:pPr>
+        <w:tabs>
+          <w:tab w:val="num" w:pos="720"/>
+        </w:tabs>
+        <w:ind w:left="720" w:hanging="360"/>
+      </w:pPr>
+      <w:rPr>
+        <w:rFonts w:ascii="Symbol" w:hAnsi="Symbol" w:hint="default"/>
+        <w:sz w:val="20"/>
+      </w:rPr>
+    </w:lvl>
+    <w:lvl w:ilvl="1" w:tentative="1">
+      <w:start w:val="1"/>
+      <w:numFmt w:val="bullet"/>
+      <w:lvlText w:val="o"/>
+      <w:lvlJc w:val="left"/>
+      <w:pPr>
+        <w:tabs>
+          <w:tab w:val="num" w:pos="1440"/>
+        </w:tabs>
+        <w:ind w:left="1440" w:hanging="360"/>
+      </w:pPr>
+      <w:rPr>
+        <w:rFonts w:ascii="Courier New" w:hAnsi="Courier New" w:hint="default"/>
+        <w:sz w:val="20"/>
+      </w:rPr>
+    </w:lvl>
+    <w:lvl w:ilvl="2" w:tentative="1">
+      <w:start w:val="1"/>
+      <w:numFmt w:val="bullet"/>
+      <w:lvlText w:val=""/>
+      <w:lvlJc w:val="left"/>
+      <w:pPr>
+        <w:tabs>
+          <w:tab w:val="num" w:pos="2160"/>
+        </w:tabs>
+        <w:ind w:left="2160" w:hanging="360"/>
+      </w:pPr>
+      <w:rPr>
+        <w:rFonts w:ascii="Wingdings" w:hAnsi="Wingdings" w:hint="default"/>
+        <w:sz w:val="20"/>
+      </w:rPr>
+    </w:lvl>
+    <w:lvl w:ilvl="3" w:tentative="1">
+      <w:start w:val="1"/>
+      <w:numFmt w:val="bullet"/>
+      <w:lvlText w:val=""/>
+      <w:lvlJc w:val="left"/>
+      <w:pPr>
+        <w:tabs>
+          <w:tab w:val="num" w:pos="2880"/>
+        </w:tabs>
+        <w:ind w:left="2880" w:hanging="360"/>
+      </w:pPr>
+      <w:rPr>
+        <w:rFonts w:ascii="Wingdings" w:hAnsi="Wingdings" w:hint="default"/>
+        <w:sz w:val="20"/>
+      </w:rPr>
+    </w:lvl>
+    <w:lvl w:ilvl="4" w:tentative="1">
+      <w:start w:val="1"/>
+      <w:numFmt w:val="bullet"/>
+      <w:lvlText w:val=""/>
+      <w:lvlJc w:val="left"/>
+      <w:pPr>
+        <w:tabs>
+          <w:tab w:val="num" w:pos="3600"/>
+        </w:tabs>
+        <w:ind w:left="3600" w:hanging="360"/>
+      </w:pPr>
+      <w:rPr>
+        <w:rFonts w:ascii="Wingdings" w:hAnsi="Wingdings" w:hint="default"/>
+        <w:sz w:val="20"/>
+      </w:rPr>
+    </w:lvl>
+    <w:lvl w:ilvl="5" w:tentative="1">
+      <w:start w:val="1"/>
+      <w:numFmt w:val="bullet"/>
+      <w:lvlText w:val=""/>
+      <w:lvlJc w:val="left"/>
+      <w:pPr>
+        <w:tabs>
+          <w:tab w:val="num" w:pos="4320"/>
+        </w:tabs>
+        <w:ind w:left="4320" w:hanging="360"/>
+      </w:pPr>
+      <w:rPr>
+        <w:rFonts w:ascii="Wingdings" w:hAnsi="Wingdings" w:hint="default"/>
+        <w:sz w:val="20"/>
+      </w:rPr>
+    </w:lvl>
+    <w:lvl w:ilvl="6" w:tentative="1">
+      <w:start w:val="1"/>
+      <w:numFmt w:val="bullet"/>
+      <w:lvlText w:val=""/>
+      <w:lvlJc w:val="left"/>
+      <w:pPr>
+        <w:tabs>
+          <w:tab w:val="num" w:pos="5040"/>
+        </w:tabs>
+        <w:ind w:left="5040" w:hanging="360"/>
+      </w:pPr>
+      <w:rPr>
+        <w:rFonts w:ascii="Wingdings" w:hAnsi="Wingdings" w:hint="default"/>
+        <w:sz w:val="20"/>
+      </w:rPr>
+    </w:lvl>
+    <w:lvl w:ilvl="7" w:tentative="1">
+      <w:start w:val="1"/>
+      <w:numFmt w:val="bullet"/>
+      <w:lvlText w:val=""/>
+      <w:lvlJc w:val="left"/>
+      <w:pPr>
+        <w:tabs>
+          <w:tab w:val="num" w:pos="5760"/>
+        </w:tabs>
+        <w:ind w:left="5760" w:hanging="360"/>
+      </w:pPr>
+      <w:rPr>
+        <w:rFonts w:ascii="Wingdings" w:hAnsi="Wingdings" w:hint="default"/>
+        <w:sz w:val="20"/>
+      </w:rPr>
+    </w:lvl>
+    <w:lvl w:ilvl="8" w:tentative="1">
+      <w:start w:val="1"/>
+      <w:numFmt w:val="bullet"/>
+      <w:lvlText w:val=""/>
+      <w:lvlJc w:val="left"/>
+      <w:pPr>
+        <w:tabs>
+          <w:tab w:val="num" w:pos="6480"/>
+        </w:tabs>
+        <w:ind w:left="6480" w:hanging="360"/>
+      </w:pPr>
+      <w:rPr>
+        <w:rFonts w:ascii="Wingdings" w:hAnsi="Wingdings" w:hint="default"/>
+        <w:sz w:val="20"/>
+      </w:rPr>
+    </w:lvl>
+  </w:abstractNum>
+  <w:abstractNum w:abstractNumId="34" w15:restartNumberingAfterBreak="0">
     <w:nsid w:val="5ACE66F6"/>
     <w:multiLevelType w:val="hybridMultilevel"/>
     <w:tmpl w:val="7750A244"/>
@@ -5299,7 +7060,7 @@
       </w:rPr>
     </w:lvl>
   </w:abstractNum>
-  <w:abstractNum w:abstractNumId="33" w15:restartNumberingAfterBreak="0">
+  <w:abstractNum w:abstractNumId="35" w15:restartNumberingAfterBreak="0">
     <w:nsid w:val="5BE65B12"/>
     <w:multiLevelType w:val="hybridMultilevel"/>
     <w:tmpl w:val="1072279C"/>
@@ -5385,7 +7146,7 @@
       </w:pPr>
     </w:lvl>
   </w:abstractNum>
-  <w:abstractNum w:abstractNumId="34" w15:restartNumberingAfterBreak="0">
+  <w:abstractNum w:abstractNumId="36" w15:restartNumberingAfterBreak="0">
     <w:nsid w:val="5EE70CDD"/>
     <w:multiLevelType w:val="hybridMultilevel"/>
     <w:tmpl w:val="1900677E"/>
@@ -5497,7 +7258,7 @@
       </w:rPr>
     </w:lvl>
   </w:abstractNum>
-  <w:abstractNum w:abstractNumId="35" w15:restartNumberingAfterBreak="0">
+  <w:abstractNum w:abstractNumId="37" w15:restartNumberingAfterBreak="0">
     <w:nsid w:val="62954AA2"/>
     <w:multiLevelType w:val="multilevel"/>
     <w:tmpl w:val="FC8889E0"/>
@@ -5646,7 +7407,7 @@
       </w:rPr>
     </w:lvl>
   </w:abstractNum>
-  <w:abstractNum w:abstractNumId="36" w15:restartNumberingAfterBreak="0">
+  <w:abstractNum w:abstractNumId="38" w15:restartNumberingAfterBreak="0">
     <w:nsid w:val="643C18F1"/>
     <w:multiLevelType w:val="hybridMultilevel"/>
     <w:tmpl w:val="67047E52"/>
@@ -5735,7 +7496,7 @@
       </w:pPr>
     </w:lvl>
   </w:abstractNum>
-  <w:abstractNum w:abstractNumId="37" w15:restartNumberingAfterBreak="0">
+  <w:abstractNum w:abstractNumId="39" w15:restartNumberingAfterBreak="0">
     <w:nsid w:val="6A12000B"/>
     <w:multiLevelType w:val="multilevel"/>
     <w:tmpl w:val="A2E4AE50"/>
@@ -5884,7 +7645,7 @@
       </w:rPr>
     </w:lvl>
   </w:abstractNum>
-  <w:abstractNum w:abstractNumId="38" w15:restartNumberingAfterBreak="0">
+  <w:abstractNum w:abstractNumId="40" w15:restartNumberingAfterBreak="0">
     <w:nsid w:val="6B9209A7"/>
     <w:multiLevelType w:val="hybridMultilevel"/>
     <w:tmpl w:val="BF06C698"/>
@@ -5974,7 +7735,7 @@
       </w:pPr>
     </w:lvl>
   </w:abstractNum>
-  <w:abstractNum w:abstractNumId="39" w15:restartNumberingAfterBreak="0">
+  <w:abstractNum w:abstractNumId="41" w15:restartNumberingAfterBreak="0">
     <w:nsid w:val="6D10594F"/>
     <w:multiLevelType w:val="multilevel"/>
     <w:tmpl w:val="F440CC50"/>
@@ -6123,7 +7884,7 @@
       </w:rPr>
     </w:lvl>
   </w:abstractNum>
-  <w:abstractNum w:abstractNumId="40" w15:restartNumberingAfterBreak="0">
+  <w:abstractNum w:abstractNumId="42" w15:restartNumberingAfterBreak="0">
     <w:nsid w:val="6FC06AC2"/>
     <w:multiLevelType w:val="multilevel"/>
     <w:tmpl w:val="AB6853C8"/>
@@ -6272,7 +8033,7 @@
       </w:rPr>
     </w:lvl>
   </w:abstractNum>
-  <w:abstractNum w:abstractNumId="41" w15:restartNumberingAfterBreak="0">
+  <w:abstractNum w:abstractNumId="43" w15:restartNumberingAfterBreak="0">
     <w:nsid w:val="711D272C"/>
     <w:multiLevelType w:val="hybridMultilevel"/>
     <w:tmpl w:val="0A9099BE"/>
@@ -6385,7 +8146,7 @@
       </w:rPr>
     </w:lvl>
   </w:abstractNum>
-  <w:abstractNum w:abstractNumId="42" w15:restartNumberingAfterBreak="0">
+  <w:abstractNum w:abstractNumId="44" w15:restartNumberingAfterBreak="0">
     <w:nsid w:val="76171F96"/>
     <w:multiLevelType w:val="hybridMultilevel"/>
     <w:tmpl w:val="4CC2011C"/>
@@ -6498,7 +8259,7 @@
       </w:rPr>
     </w:lvl>
   </w:abstractNum>
-  <w:abstractNum w:abstractNumId="43" w15:restartNumberingAfterBreak="0">
+  <w:abstractNum w:abstractNumId="45" w15:restartNumberingAfterBreak="0">
     <w:nsid w:val="7A62570A"/>
     <w:multiLevelType w:val="multilevel"/>
     <w:tmpl w:val="E64A62D0"/>
@@ -6647,7 +8408,7 @@
       </w:rPr>
     </w:lvl>
   </w:abstractNum>
-  <w:abstractNum w:abstractNumId="44" w15:restartNumberingAfterBreak="0">
+  <w:abstractNum w:abstractNumId="46" w15:restartNumberingAfterBreak="0">
     <w:nsid w:val="7DFD2A0A"/>
     <w:multiLevelType w:val="hybridMultilevel"/>
     <w:tmpl w:val="F82C7740"/>
@@ -6760,140 +8521,262 @@
       </w:rPr>
     </w:lvl>
   </w:abstractNum>
+  <w:abstractNum w:abstractNumId="47" w15:restartNumberingAfterBreak="0">
+    <w:nsid w:val="7FD72E5D"/>
+    <w:multiLevelType w:val="hybridMultilevel"/>
+    <w:tmpl w:val="DC5EC64A"/>
+    <w:lvl w:ilvl="0" w:tplc="04090001">
+      <w:start w:val="1"/>
+      <w:numFmt w:val="bullet"/>
+      <w:lvlText w:val=""/>
+      <w:lvlJc w:val="left"/>
+      <w:pPr>
+        <w:ind w:left="720" w:hanging="360"/>
+      </w:pPr>
+      <w:rPr>
+        <w:rFonts w:ascii="Symbol" w:hAnsi="Symbol" w:hint="default"/>
+      </w:rPr>
+    </w:lvl>
+    <w:lvl w:ilvl="1" w:tplc="04090003" w:tentative="1">
+      <w:start w:val="1"/>
+      <w:numFmt w:val="bullet"/>
+      <w:lvlText w:val="o"/>
+      <w:lvlJc w:val="left"/>
+      <w:pPr>
+        <w:ind w:left="1440" w:hanging="360"/>
+      </w:pPr>
+      <w:rPr>
+        <w:rFonts w:ascii="Courier New" w:hAnsi="Courier New" w:cs="Courier New" w:hint="default"/>
+      </w:rPr>
+    </w:lvl>
+    <w:lvl w:ilvl="2" w:tplc="04090005" w:tentative="1">
+      <w:start w:val="1"/>
+      <w:numFmt w:val="bullet"/>
+      <w:lvlText w:val=""/>
+      <w:lvlJc w:val="left"/>
+      <w:pPr>
+        <w:ind w:left="2160" w:hanging="360"/>
+      </w:pPr>
+      <w:rPr>
+        <w:rFonts w:ascii="Wingdings" w:hAnsi="Wingdings" w:hint="default"/>
+      </w:rPr>
+    </w:lvl>
+    <w:lvl w:ilvl="3" w:tplc="04090001" w:tentative="1">
+      <w:start w:val="1"/>
+      <w:numFmt w:val="bullet"/>
+      <w:lvlText w:val=""/>
+      <w:lvlJc w:val="left"/>
+      <w:pPr>
+        <w:ind w:left="2880" w:hanging="360"/>
+      </w:pPr>
+      <w:rPr>
+        <w:rFonts w:ascii="Symbol" w:hAnsi="Symbol" w:hint="default"/>
+      </w:rPr>
+    </w:lvl>
+    <w:lvl w:ilvl="4" w:tplc="04090003" w:tentative="1">
+      <w:start w:val="1"/>
+      <w:numFmt w:val="bullet"/>
+      <w:lvlText w:val="o"/>
+      <w:lvlJc w:val="left"/>
+      <w:pPr>
+        <w:ind w:left="3600" w:hanging="360"/>
+      </w:pPr>
+      <w:rPr>
+        <w:rFonts w:ascii="Courier New" w:hAnsi="Courier New" w:cs="Courier New" w:hint="default"/>
+      </w:rPr>
+    </w:lvl>
+    <w:lvl w:ilvl="5" w:tplc="04090005" w:tentative="1">
+      <w:start w:val="1"/>
+      <w:numFmt w:val="bullet"/>
+      <w:lvlText w:val=""/>
+      <w:lvlJc w:val="left"/>
+      <w:pPr>
+        <w:ind w:left="4320" w:hanging="360"/>
+      </w:pPr>
+      <w:rPr>
+        <w:rFonts w:ascii="Wingdings" w:hAnsi="Wingdings" w:hint="default"/>
+      </w:rPr>
+    </w:lvl>
+    <w:lvl w:ilvl="6" w:tplc="04090001" w:tentative="1">
+      <w:start w:val="1"/>
+      <w:numFmt w:val="bullet"/>
+      <w:lvlText w:val=""/>
+      <w:lvlJc w:val="left"/>
+      <w:pPr>
+        <w:ind w:left="5040" w:hanging="360"/>
+      </w:pPr>
+      <w:rPr>
+        <w:rFonts w:ascii="Symbol" w:hAnsi="Symbol" w:hint="default"/>
+      </w:rPr>
+    </w:lvl>
+    <w:lvl w:ilvl="7" w:tplc="04090003" w:tentative="1">
+      <w:start w:val="1"/>
+      <w:numFmt w:val="bullet"/>
+      <w:lvlText w:val="o"/>
+      <w:lvlJc w:val="left"/>
+      <w:pPr>
+        <w:ind w:left="5760" w:hanging="360"/>
+      </w:pPr>
+      <w:rPr>
+        <w:rFonts w:ascii="Courier New" w:hAnsi="Courier New" w:cs="Courier New" w:hint="default"/>
+      </w:rPr>
+    </w:lvl>
+    <w:lvl w:ilvl="8" w:tplc="04090005" w:tentative="1">
+      <w:start w:val="1"/>
+      <w:numFmt w:val="bullet"/>
+      <w:lvlText w:val=""/>
+      <w:lvlJc w:val="left"/>
+      <w:pPr>
+        <w:ind w:left="6480" w:hanging="360"/>
+      </w:pPr>
+      <w:rPr>
+        <w:rFonts w:ascii="Wingdings" w:hAnsi="Wingdings" w:hint="default"/>
+      </w:rPr>
+    </w:lvl>
+  </w:abstractNum>
   <w:num w:numId="1" w16cid:durableId="1422146010">
+    <w:abstractNumId w:val="45"/>
+  </w:num>
+  <w:num w:numId="2" w16cid:durableId="129137075">
+    <w:abstractNumId w:val="12"/>
+  </w:num>
+  <w:num w:numId="3" w16cid:durableId="1488980284">
+    <w:abstractNumId w:val="28"/>
+  </w:num>
+  <w:num w:numId="4" w16cid:durableId="1500732680">
+    <w:abstractNumId w:val="39"/>
+  </w:num>
+  <w:num w:numId="5" w16cid:durableId="28379095">
+    <w:abstractNumId w:val="5"/>
+  </w:num>
+  <w:num w:numId="6" w16cid:durableId="1848251795">
+    <w:abstractNumId w:val="18"/>
+  </w:num>
+  <w:num w:numId="7" w16cid:durableId="1345278376">
+    <w:abstractNumId w:val="36"/>
+  </w:num>
+  <w:num w:numId="8" w16cid:durableId="1339232384">
+    <w:abstractNumId w:val="15"/>
+  </w:num>
+  <w:num w:numId="9" w16cid:durableId="455219312">
+    <w:abstractNumId w:val="11"/>
+  </w:num>
+  <w:num w:numId="10" w16cid:durableId="1748725873">
+    <w:abstractNumId w:val="40"/>
+  </w:num>
+  <w:num w:numId="11" w16cid:durableId="1641838363">
+    <w:abstractNumId w:val="6"/>
+  </w:num>
+  <w:num w:numId="12" w16cid:durableId="1380351979">
+    <w:abstractNumId w:val="13"/>
+  </w:num>
+  <w:num w:numId="13" w16cid:durableId="624114947">
+    <w:abstractNumId w:val="34"/>
+  </w:num>
+  <w:num w:numId="14" w16cid:durableId="346060172">
+    <w:abstractNumId w:val="25"/>
+  </w:num>
+  <w:num w:numId="15" w16cid:durableId="1463619004">
+    <w:abstractNumId w:val="10"/>
+  </w:num>
+  <w:num w:numId="16" w16cid:durableId="737215744">
+    <w:abstractNumId w:val="4"/>
+  </w:num>
+  <w:num w:numId="17" w16cid:durableId="1996951802">
+    <w:abstractNumId w:val="44"/>
+  </w:num>
+  <w:num w:numId="18" w16cid:durableId="1032537194">
+    <w:abstractNumId w:val="27"/>
+  </w:num>
+  <w:num w:numId="19" w16cid:durableId="1846439925">
+    <w:abstractNumId w:val="31"/>
+  </w:num>
+  <w:num w:numId="20" w16cid:durableId="679771450">
+    <w:abstractNumId w:val="46"/>
+  </w:num>
+  <w:num w:numId="21" w16cid:durableId="655302852">
+    <w:abstractNumId w:val="9"/>
+  </w:num>
+  <w:num w:numId="22" w16cid:durableId="2093623587">
     <w:abstractNumId w:val="43"/>
   </w:num>
-  <w:num w:numId="2" w16cid:durableId="129137075">
-    <w:abstractNumId w:val="11"/>
+  <w:num w:numId="23" w16cid:durableId="1899777780">
+    <w:abstractNumId w:val="21"/>
   </w:num>
-  <w:num w:numId="3" w16cid:durableId="1488980284">
-    <w:abstractNumId w:val="27"/>
+  <w:num w:numId="24" w16cid:durableId="492525114">
+    <w:abstractNumId w:val="24"/>
   </w:num>
-  <w:num w:numId="4" w16cid:durableId="1500732680">
+  <w:num w:numId="25" w16cid:durableId="410277347">
+    <w:abstractNumId w:val="8"/>
+  </w:num>
+  <w:num w:numId="26" w16cid:durableId="1427773225">
+    <w:abstractNumId w:val="42"/>
+  </w:num>
+  <w:num w:numId="27" w16cid:durableId="1485317446">
+    <w:abstractNumId w:val="41"/>
+  </w:num>
+  <w:num w:numId="28" w16cid:durableId="1571378379">
+    <w:abstractNumId w:val="16"/>
+  </w:num>
+  <w:num w:numId="29" w16cid:durableId="1476945728">
+    <w:abstractNumId w:val="32"/>
+  </w:num>
+  <w:num w:numId="30" w16cid:durableId="1431395254">
+    <w:abstractNumId w:val="29"/>
+  </w:num>
+  <w:num w:numId="31" w16cid:durableId="2079086272">
+    <w:abstractNumId w:val="22"/>
+  </w:num>
+  <w:num w:numId="32" w16cid:durableId="2048680892">
+    <w:abstractNumId w:val="26"/>
+  </w:num>
+  <w:num w:numId="33" w16cid:durableId="2120486177">
     <w:abstractNumId w:val="37"/>
   </w:num>
-  <w:num w:numId="5" w16cid:durableId="28379095">
-    <w:abstractNumId w:val="4"/>
+  <w:num w:numId="34" w16cid:durableId="1046759905">
+    <w:abstractNumId w:val="30"/>
   </w:num>
-  <w:num w:numId="6" w16cid:durableId="1848251795">
-    <w:abstractNumId w:val="17"/>
-  </w:num>
-  <w:num w:numId="7" w16cid:durableId="1345278376">
-    <w:abstractNumId w:val="34"/>
-  </w:num>
-  <w:num w:numId="8" w16cid:durableId="1339232384">
+  <w:num w:numId="35" w16cid:durableId="703871930">
     <w:abstractNumId w:val="14"/>
   </w:num>
-  <w:num w:numId="9" w16cid:durableId="455219312">
-    <w:abstractNumId w:val="10"/>
-  </w:num>
-  <w:num w:numId="10" w16cid:durableId="1748725873">
-    <w:abstractNumId w:val="38"/>
-  </w:num>
-  <w:num w:numId="11" w16cid:durableId="1641838363">
-    <w:abstractNumId w:val="5"/>
-  </w:num>
-  <w:num w:numId="12" w16cid:durableId="1380351979">
-    <w:abstractNumId w:val="12"/>
-  </w:num>
-  <w:num w:numId="13" w16cid:durableId="624114947">
-    <w:abstractNumId w:val="32"/>
-  </w:num>
-  <w:num w:numId="14" w16cid:durableId="346060172">
-    <w:abstractNumId w:val="24"/>
-  </w:num>
-  <w:num w:numId="15" w16cid:durableId="1463619004">
-    <w:abstractNumId w:val="9"/>
-  </w:num>
-  <w:num w:numId="16" w16cid:durableId="737215744">
+  <w:num w:numId="36" w16cid:durableId="1409960618">
     <w:abstractNumId w:val="3"/>
   </w:num>
-  <w:num w:numId="17" w16cid:durableId="1996951802">
-    <w:abstractNumId w:val="42"/>
+  <w:num w:numId="37" w16cid:durableId="1534343679">
+    <w:abstractNumId w:val="2"/>
   </w:num>
-  <w:num w:numId="18" w16cid:durableId="1032537194">
-    <w:abstractNumId w:val="26"/>
-  </w:num>
-  <w:num w:numId="19" w16cid:durableId="1846439925">
-    <w:abstractNumId w:val="30"/>
-  </w:num>
-  <w:num w:numId="20" w16cid:durableId="679771450">
-    <w:abstractNumId w:val="44"/>
-  </w:num>
-  <w:num w:numId="21" w16cid:durableId="655302852">
-    <w:abstractNumId w:val="8"/>
-  </w:num>
-  <w:num w:numId="22" w16cid:durableId="2093623587">
-    <w:abstractNumId w:val="41"/>
-  </w:num>
-  <w:num w:numId="23" w16cid:durableId="1899777780">
-    <w:abstractNumId w:val="20"/>
-  </w:num>
-  <w:num w:numId="24" w16cid:durableId="492525114">
-    <w:abstractNumId w:val="23"/>
-  </w:num>
-  <w:num w:numId="25" w16cid:durableId="410277347">
+  <w:num w:numId="38" w16cid:durableId="1107235518">
     <w:abstractNumId w:val="7"/>
   </w:num>
-  <w:num w:numId="26" w16cid:durableId="1427773225">
-    <w:abstractNumId w:val="40"/>
-  </w:num>
-  <w:num w:numId="27" w16cid:durableId="1485317446">
-    <w:abstractNumId w:val="39"/>
-  </w:num>
-  <w:num w:numId="28" w16cid:durableId="1571378379">
-    <w:abstractNumId w:val="15"/>
-  </w:num>
-  <w:num w:numId="29" w16cid:durableId="1476945728">
-    <w:abstractNumId w:val="31"/>
-  </w:num>
-  <w:num w:numId="30" w16cid:durableId="1431395254">
-    <w:abstractNumId w:val="28"/>
-  </w:num>
-  <w:num w:numId="31" w16cid:durableId="2079086272">
-    <w:abstractNumId w:val="21"/>
-  </w:num>
-  <w:num w:numId="32" w16cid:durableId="2048680892">
-    <w:abstractNumId w:val="25"/>
-  </w:num>
-  <w:num w:numId="33" w16cid:durableId="2120486177">
-    <w:abstractNumId w:val="35"/>
-  </w:num>
-  <w:num w:numId="34" w16cid:durableId="1046759905">
-    <w:abstractNumId w:val="29"/>
-  </w:num>
-  <w:num w:numId="35" w16cid:durableId="703871930">
-    <w:abstractNumId w:val="13"/>
-  </w:num>
-  <w:num w:numId="36" w16cid:durableId="1409960618">
-    <w:abstractNumId w:val="2"/>
-  </w:num>
-  <w:num w:numId="37" w16cid:durableId="1534343679">
-    <w:abstractNumId w:val="1"/>
-  </w:num>
-  <w:num w:numId="38" w16cid:durableId="1107235518">
-    <w:abstractNumId w:val="6"/>
-  </w:num>
   <w:num w:numId="39" w16cid:durableId="624895321">
-    <w:abstractNumId w:val="22"/>
+    <w:abstractNumId w:val="23"/>
   </w:num>
   <w:num w:numId="40" w16cid:durableId="1325473454">
     <w:abstractNumId w:val="0"/>
   </w:num>
   <w:num w:numId="41" w16cid:durableId="75370327">
+    <w:abstractNumId w:val="20"/>
+  </w:num>
+  <w:num w:numId="42" w16cid:durableId="1140070565">
+    <w:abstractNumId w:val="17"/>
+  </w:num>
+  <w:num w:numId="43" w16cid:durableId="1412435596">
+    <w:abstractNumId w:val="38"/>
+  </w:num>
+  <w:num w:numId="44" w16cid:durableId="1986934476">
+    <w:abstractNumId w:val="35"/>
+  </w:num>
+  <w:num w:numId="45" w16cid:durableId="1312102827">
     <w:abstractNumId w:val="19"/>
   </w:num>
-  <w:num w:numId="42" w16cid:durableId="1140070565">
-    <w:abstractNumId w:val="16"/>
+  <w:num w:numId="46" w16cid:durableId="1836067555">
+    <w:abstractNumId w:val="47"/>
   </w:num>
-  <w:num w:numId="43" w16cid:durableId="1412435596">
-    <w:abstractNumId w:val="36"/>
-  </w:num>
-  <w:num w:numId="44" w16cid:durableId="1986934476">
+  <w:num w:numId="47" w16cid:durableId="1745880153">
     <w:abstractNumId w:val="33"/>
   </w:num>
-  <w:num w:numId="45" w16cid:durableId="1312102827">
-    <w:abstractNumId w:val="18"/>
+  <w:num w:numId="48" w16cid:durableId="1774667657">
+    <w:abstractNumId w:val="1"/>
   </w:num>
 </w:numbering>
 </file>
@@ -7863,27 +9746,6 @@
 </file>
 
 <file path=customXml/item1.xml><?xml version="1.0" encoding="utf-8"?>
-<?mso-contentType ?>
-<FormTemplates xmlns="http://schemas.microsoft.com/sharepoint/v3/contenttype/forms">
-  <Display>DocumentLibraryForm</Display>
-  <Edit>DocumentLibraryForm</Edit>
-  <New>DocumentLibraryForm</New>
-</FormTemplates>
-</file>
-
-<file path=customXml/item2.xml><?xml version="1.0" encoding="utf-8"?>
-<p:properties xmlns:p="http://schemas.microsoft.com/office/2006/metadata/properties" xmlns:xsi="http://www.w3.org/2001/XMLSchema-instance" xmlns:pc="http://schemas.microsoft.com/office/infopath/2007/PartnerControls">
-  <documentManagement>
-    <_activity xmlns="5f200c4c-69ef-4d05-97e7-d19860507b1d" xsi:nil="true"/>
-  </documentManagement>
-</p:properties>
-</file>
-
-<file path=customXml/item3.xml><?xml version="1.0" encoding="utf-8"?>
-<b:Sources xmlns:b="http://schemas.openxmlformats.org/officeDocument/2006/bibliography" xmlns="http://schemas.openxmlformats.org/officeDocument/2006/bibliography" SelectedStyle="\APASixthEditionOfficeOnline.xsl" StyleName="APA" Version="6"/>
-</file>
-
-<file path=customXml/item4.xml><?xml version="1.0" encoding="utf-8"?>
 <ct:contentTypeSchema xmlns:ct="http://schemas.microsoft.com/office/2006/metadata/contentType" xmlns:ma="http://schemas.microsoft.com/office/2006/metadata/properties/metaAttributes" ct:_="" ma:_="" ma:contentTypeName="Documento" ma:contentTypeID="0x01010070E446D4C204484A80D739847D4B1F5E" ma:contentTypeVersion="5" ma:contentTypeDescription="Crear nuevo documento." ma:contentTypeScope="" ma:versionID="ad3d22896256ee7cbf59b7bd65e27f15">
   <xsd:schema xmlns:xsd="http://www.w3.org/2001/XMLSchema" xmlns:xs="http://www.w3.org/2001/XMLSchema" xmlns:p="http://schemas.microsoft.com/office/2006/metadata/properties" xmlns:ns3="5f200c4c-69ef-4d05-97e7-d19860507b1d" targetNamespace="http://schemas.microsoft.com/office/2006/metadata/properties" ma:root="true" ma:fieldsID="e8a758958dfbee0a4eebeeed4875d758" ns3:_="">
     <xsd:import namespace="5f200c4c-69ef-4d05-97e7-d19860507b1d"/>
@@ -8033,33 +9895,28 @@
 </ct:contentTypeSchema>
 </file>
 
-<file path=customXml/itemProps1.xml><?xml version="1.0" encoding="utf-8"?>
-<ds:datastoreItem xmlns:ds="http://schemas.openxmlformats.org/officeDocument/2006/customXml" ds:itemID="{28187898-BC56-4CAB-86F7-16FD72D6E01B}">
-  <ds:schemaRefs>
-    <ds:schemaRef ds:uri="http://schemas.microsoft.com/sharepoint/v3/contenttype/forms"/>
-  </ds:schemaRefs>
-</ds:datastoreItem>
+<file path=customXml/item2.xml><?xml version="1.0" encoding="utf-8"?>
+<b:Sources xmlns:b="http://schemas.openxmlformats.org/officeDocument/2006/bibliography" xmlns="http://schemas.openxmlformats.org/officeDocument/2006/bibliography" SelectedStyle="\APASixthEditionOfficeOnline.xsl" StyleName="APA" Version="6"/>
 </file>
 
-<file path=customXml/itemProps2.xml><?xml version="1.0" encoding="utf-8"?>
-<ds:datastoreItem xmlns:ds="http://schemas.openxmlformats.org/officeDocument/2006/customXml" ds:itemID="{6BE6D7E7-AC2F-4C03-9DDD-3F6C9EE6A364}">
-  <ds:schemaRefs>
-    <ds:schemaRef ds:uri="http://schemas.microsoft.com/office/2006/metadata/properties"/>
-    <ds:schemaRef ds:uri="http://schemas.microsoft.com/office/infopath/2007/PartnerControls"/>
-    <ds:schemaRef ds:uri="5f200c4c-69ef-4d05-97e7-d19860507b1d"/>
-  </ds:schemaRefs>
-</ds:datastoreItem>
+<file path=customXml/item3.xml><?xml version="1.0" encoding="utf-8"?>
+<p:properties xmlns:p="http://schemas.microsoft.com/office/2006/metadata/properties" xmlns:xsi="http://www.w3.org/2001/XMLSchema-instance" xmlns:pc="http://schemas.microsoft.com/office/infopath/2007/PartnerControls">
+  <documentManagement>
+    <_activity xmlns="5f200c4c-69ef-4d05-97e7-d19860507b1d" xsi:nil="true"/>
+  </documentManagement>
+</p:properties>
 </file>
 
-<file path=customXml/itemProps3.xml><?xml version="1.0" encoding="utf-8"?>
-<ds:datastoreItem xmlns:ds="http://schemas.openxmlformats.org/officeDocument/2006/customXml" ds:itemID="{20FC2155-4683-447C-B70D-1E63E0B7DD2E}">
-  <ds:schemaRefs>
-    <ds:schemaRef ds:uri="http://schemas.openxmlformats.org/officeDocument/2006/bibliography"/>
-  </ds:schemaRefs>
-</ds:datastoreItem>
+<file path=customXml/item4.xml><?xml version="1.0" encoding="utf-8"?>
+<?mso-contentType ?>
+<FormTemplates xmlns="http://schemas.microsoft.com/sharepoint/v3/contenttype/forms">
+  <Display>DocumentLibraryForm</Display>
+  <Edit>DocumentLibraryForm</Edit>
+  <New>DocumentLibraryForm</New>
+</FormTemplates>
 </file>
 
-<file path=customXml/itemProps4.xml><?xml version="1.0" encoding="utf-8"?>
+<file path=customXml/itemProps1.xml><?xml version="1.0" encoding="utf-8"?>
 <ds:datastoreItem xmlns:ds="http://schemas.openxmlformats.org/officeDocument/2006/customXml" ds:itemID="{3245A6A4-95A1-484B-BE05-881ED6A77426}">
   <ds:schemaRefs>
     <ds:schemaRef ds:uri="http://schemas.microsoft.com/office/2006/metadata/contentType"/>
@@ -8075,4 +9932,30 @@
     <ds:schemaRef ds:uri="http://schemas.microsoft.com/internal/obd"/>
   </ds:schemaRefs>
 </ds:datastoreItem>
+</file>
+
+<file path=customXml/itemProps2.xml><?xml version="1.0" encoding="utf-8"?>
+<ds:datastoreItem xmlns:ds="http://schemas.openxmlformats.org/officeDocument/2006/customXml" ds:itemID="{20FC2155-4683-447C-B70D-1E63E0B7DD2E}">
+  <ds:schemaRefs>
+    <ds:schemaRef ds:uri="http://schemas.openxmlformats.org/officeDocument/2006/bibliography"/>
+  </ds:schemaRefs>
+</ds:datastoreItem>
+</file>
+
+<file path=customXml/itemProps3.xml><?xml version="1.0" encoding="utf-8"?>
+<ds:datastoreItem xmlns:ds="http://schemas.openxmlformats.org/officeDocument/2006/customXml" ds:itemID="{6BE6D7E7-AC2F-4C03-9DDD-3F6C9EE6A364}">
+  <ds:schemaRefs>
+    <ds:schemaRef ds:uri="http://schemas.microsoft.com/office/2006/metadata/properties"/>
+    <ds:schemaRef ds:uri="http://schemas.microsoft.com/office/infopath/2007/PartnerControls"/>
+    <ds:schemaRef ds:uri="5f200c4c-69ef-4d05-97e7-d19860507b1d"/>
+  </ds:schemaRefs>
+</ds:datastoreItem>
+</file>
+
+<file path=customXml/itemProps4.xml><?xml version="1.0" encoding="utf-8"?>
+<ds:datastoreItem xmlns:ds="http://schemas.openxmlformats.org/officeDocument/2006/customXml" ds:itemID="{28187898-BC56-4CAB-86F7-16FD72D6E01B}">
+  <ds:schemaRefs>
+    <ds:schemaRef ds:uri="http://schemas.microsoft.com/sharepoint/v3/contenttype/forms"/>
+  </ds:schemaRefs>
+</ds:datastoreItem>
 </file>